--- a/TextConverter/src/main/resources/converterUserGuide.docx
+++ b/TextConverter/src/main/resources/converterUserGuide.docx
@@ -658,7 +658,7 @@
             </w:rPr>
             <w:fldChar w:fldCharType="separate"/>
           </w:r>
-          <w:hyperlink w:anchor="_Toc219211816" w:history="1">
+          <w:hyperlink w:anchor="_Toc224287730" w:history="1">
             <w:r>
               <w:rPr>
                 <w:rStyle w:val="Hyperlink"/>
@@ -700,7 +700,7 @@
               <w:rPr>
                 <w:webHidden/>
               </w:rPr>
-              <w:instrText xml:space="preserve"> PAGEREF _Toc219211816 \h </w:instrText>
+              <w:instrText xml:space="preserve"> PAGEREF _Toc224287730 \h </w:instrText>
             </w:r>
             <w:r>
               <w:rPr>
@@ -739,7 +739,7 @@
               <w14:ligatures w14:val="standardContextual"/>
             </w:rPr>
           </w:pPr>
-          <w:hyperlink w:anchor="_Toc219211817" w:history="1">
+          <w:hyperlink w:anchor="_Toc224287731" w:history="1">
             <w:r>
               <w:rPr>
                 <w:rStyle w:val="Hyperlink"/>
@@ -779,7 +779,7 @@
               <w:rPr>
                 <w:webHidden/>
               </w:rPr>
-              <w:instrText xml:space="preserve"> PAGEREF _Toc219211817 \h </w:instrText>
+              <w:instrText xml:space="preserve"> PAGEREF _Toc224287731 \h </w:instrText>
             </w:r>
             <w:r>
               <w:rPr>
@@ -820,7 +820,7 @@
               <w14:ligatures w14:val="standardContextual"/>
             </w:rPr>
           </w:pPr>
-          <w:hyperlink w:anchor="_Toc219211818" w:history="1">
+          <w:hyperlink w:anchor="_Toc224287732" w:history="1">
             <w:r>
               <w:rPr>
                 <w:rStyle w:val="Hyperlink"/>
@@ -862,7 +862,7 @@
               <w:rPr>
                 <w:webHidden/>
               </w:rPr>
-              <w:instrText xml:space="preserve"> PAGEREF _Toc219211818 \h </w:instrText>
+              <w:instrText xml:space="preserve"> PAGEREF _Toc224287732 \h </w:instrText>
             </w:r>
             <w:r>
               <w:rPr>
@@ -901,7 +901,7 @@
               <w14:ligatures w14:val="standardContextual"/>
             </w:rPr>
           </w:pPr>
-          <w:hyperlink w:anchor="_Toc219211819" w:history="1">
+          <w:hyperlink w:anchor="_Toc224287733" w:history="1">
             <w:r>
               <w:rPr>
                 <w:rStyle w:val="Hyperlink"/>
@@ -941,7 +941,7 @@
               <w:rPr>
                 <w:webHidden/>
               </w:rPr>
-              <w:instrText xml:space="preserve"> PAGEREF _Toc219211819 \h </w:instrText>
+              <w:instrText xml:space="preserve"> PAGEREF _Toc224287733 \h </w:instrText>
             </w:r>
             <w:r>
               <w:rPr>
@@ -980,7 +980,7 @@
               <w14:ligatures w14:val="standardContextual"/>
             </w:rPr>
           </w:pPr>
-          <w:hyperlink w:anchor="_Toc219211820" w:history="1">
+          <w:hyperlink w:anchor="_Toc224287734" w:history="1">
             <w:r>
               <w:rPr>
                 <w:rStyle w:val="Hyperlink"/>
@@ -1020,7 +1020,7 @@
               <w:rPr>
                 <w:webHidden/>
               </w:rPr>
-              <w:instrText xml:space="preserve"> PAGEREF _Toc219211820 \h </w:instrText>
+              <w:instrText xml:space="preserve"> PAGEREF _Toc224287734 \h </w:instrText>
             </w:r>
             <w:r>
               <w:rPr>
@@ -1059,7 +1059,7 @@
               <w14:ligatures w14:val="standardContextual"/>
             </w:rPr>
           </w:pPr>
-          <w:hyperlink w:anchor="_Toc219211821" w:history="1">
+          <w:hyperlink w:anchor="_Toc224287735" w:history="1">
             <w:r>
               <w:rPr>
                 <w:rStyle w:val="Hyperlink"/>
@@ -1099,7 +1099,7 @@
               <w:rPr>
                 <w:webHidden/>
               </w:rPr>
-              <w:instrText xml:space="preserve"> PAGEREF _Toc219211821 \h </w:instrText>
+              <w:instrText xml:space="preserve"> PAGEREF _Toc224287735 \h </w:instrText>
             </w:r>
             <w:r>
               <w:rPr>
@@ -1138,7 +1138,7 @@
               <w14:ligatures w14:val="standardContextual"/>
             </w:rPr>
           </w:pPr>
-          <w:hyperlink w:anchor="_Toc219211822" w:history="1">
+          <w:hyperlink w:anchor="_Toc224287736" w:history="1">
             <w:r>
               <w:rPr>
                 <w:rStyle w:val="Hyperlink"/>
@@ -1178,7 +1178,7 @@
               <w:rPr>
                 <w:webHidden/>
               </w:rPr>
-              <w:instrText xml:space="preserve"> PAGEREF _Toc219211822 \h </w:instrText>
+              <w:instrText xml:space="preserve"> PAGEREF _Toc224287736 \h </w:instrText>
             </w:r>
             <w:r>
               <w:rPr>
@@ -1217,7 +1217,7 @@
               <w14:ligatures w14:val="standardContextual"/>
             </w:rPr>
           </w:pPr>
-          <w:hyperlink w:anchor="_Toc219211823" w:history="1">
+          <w:hyperlink w:anchor="_Toc224287737" w:history="1">
             <w:r>
               <w:rPr>
                 <w:rStyle w:val="Hyperlink"/>
@@ -1257,7 +1257,7 @@
               <w:rPr>
                 <w:webHidden/>
               </w:rPr>
-              <w:instrText xml:space="preserve"> PAGEREF _Toc219211823 \h </w:instrText>
+              <w:instrText xml:space="preserve"> PAGEREF _Toc224287737 \h </w:instrText>
             </w:r>
             <w:r>
               <w:rPr>
@@ -1298,7 +1298,7 @@
               <w14:ligatures w14:val="standardContextual"/>
             </w:rPr>
           </w:pPr>
-          <w:hyperlink w:anchor="_Toc219211824" w:history="1">
+          <w:hyperlink w:anchor="_Toc224287738" w:history="1">
             <w:r>
               <w:rPr>
                 <w:rStyle w:val="Hyperlink"/>
@@ -1340,7 +1340,7 @@
               <w:rPr>
                 <w:webHidden/>
               </w:rPr>
-              <w:instrText xml:space="preserve"> PAGEREF _Toc219211824 \h </w:instrText>
+              <w:instrText xml:space="preserve"> PAGEREF _Toc224287738 \h </w:instrText>
             </w:r>
             <w:r>
               <w:rPr>
@@ -1381,7 +1381,7 @@
               <w14:ligatures w14:val="standardContextual"/>
             </w:rPr>
           </w:pPr>
-          <w:hyperlink w:anchor="_Toc219211825" w:history="1">
+          <w:hyperlink w:anchor="_Toc224287739" w:history="1">
             <w:r>
               <w:rPr>
                 <w:rStyle w:val="Hyperlink"/>
@@ -1423,7 +1423,7 @@
               <w:rPr>
                 <w:webHidden/>
               </w:rPr>
-              <w:instrText xml:space="preserve"> PAGEREF _Toc219211825 \h </w:instrText>
+              <w:instrText xml:space="preserve"> PAGEREF _Toc224287739 \h </w:instrText>
             </w:r>
             <w:r>
               <w:rPr>
@@ -1462,7 +1462,7 @@
               <w14:ligatures w14:val="standardContextual"/>
             </w:rPr>
           </w:pPr>
-          <w:hyperlink w:anchor="_Toc219211826" w:history="1">
+          <w:hyperlink w:anchor="_Toc224287740" w:history="1">
             <w:r>
               <w:rPr>
                 <w:rStyle w:val="Hyperlink"/>
@@ -1502,7 +1502,7 @@
               <w:rPr>
                 <w:webHidden/>
               </w:rPr>
-              <w:instrText xml:space="preserve"> PAGEREF _Toc219211826 \h </w:instrText>
+              <w:instrText xml:space="preserve"> PAGEREF _Toc224287740 \h </w:instrText>
             </w:r>
             <w:r>
               <w:rPr>
@@ -1519,7 +1519,7 @@
               <w:rPr>
                 <w:webHidden/>
               </w:rPr>
-              <w:t>10</w:t>
+              <w:t>11</w:t>
             </w:r>
             <w:r>
               <w:rPr>
@@ -1543,7 +1543,7 @@
               <w14:ligatures w14:val="standardContextual"/>
             </w:rPr>
           </w:pPr>
-          <w:hyperlink w:anchor="_Toc219211827" w:history="1">
+          <w:hyperlink w:anchor="_Toc224287741" w:history="1">
             <w:r>
               <w:rPr>
                 <w:rStyle w:val="Hyperlink"/>
@@ -1585,7 +1585,7 @@
               <w:rPr>
                 <w:webHidden/>
               </w:rPr>
-              <w:instrText xml:space="preserve"> PAGEREF _Toc219211827 \h </w:instrText>
+              <w:instrText xml:space="preserve"> PAGEREF _Toc224287741 \h </w:instrText>
             </w:r>
             <w:r>
               <w:rPr>
@@ -1626,7 +1626,7 @@
               <w14:ligatures w14:val="standardContextual"/>
             </w:rPr>
           </w:pPr>
-          <w:hyperlink w:anchor="_Toc219211828" w:history="1">
+          <w:hyperlink w:anchor="_Toc224287742" w:history="1">
             <w:r>
               <w:rPr>
                 <w:rStyle w:val="Hyperlink"/>
@@ -1668,7 +1668,7 @@
               <w:rPr>
                 <w:webHidden/>
               </w:rPr>
-              <w:instrText xml:space="preserve"> PAGEREF _Toc219211828 \h </w:instrText>
+              <w:instrText xml:space="preserve"> PAGEREF _Toc224287742 \h </w:instrText>
             </w:r>
             <w:r>
               <w:rPr>
@@ -1707,7 +1707,7 @@
               <w14:ligatures w14:val="standardContextual"/>
             </w:rPr>
           </w:pPr>
-          <w:hyperlink w:anchor="_Toc219211829" w:history="1">
+          <w:hyperlink w:anchor="_Toc224287743" w:history="1">
             <w:r>
               <w:rPr>
                 <w:rStyle w:val="Hyperlink"/>
@@ -1747,7 +1747,7 @@
               <w:rPr>
                 <w:webHidden/>
               </w:rPr>
-              <w:instrText xml:space="preserve"> PAGEREF _Toc219211829 \h </w:instrText>
+              <w:instrText xml:space="preserve"> PAGEREF _Toc224287743 \h </w:instrText>
             </w:r>
             <w:r>
               <w:rPr>
@@ -1786,7 +1786,7 @@
               <w14:ligatures w14:val="standardContextual"/>
             </w:rPr>
           </w:pPr>
-          <w:hyperlink w:anchor="_Toc219211830" w:history="1">
+          <w:hyperlink w:anchor="_Toc224287744" w:history="1">
             <w:r>
               <w:rPr>
                 <w:rStyle w:val="Hyperlink"/>
@@ -1826,7 +1826,7 @@
               <w:rPr>
                 <w:webHidden/>
               </w:rPr>
-              <w:instrText xml:space="preserve"> PAGEREF _Toc219211830 \h </w:instrText>
+              <w:instrText xml:space="preserve"> PAGEREF _Toc224287744 \h </w:instrText>
             </w:r>
             <w:r>
               <w:rPr>
@@ -1865,7 +1865,7 @@
               <w14:ligatures w14:val="standardContextual"/>
             </w:rPr>
           </w:pPr>
-          <w:hyperlink w:anchor="_Toc219211831" w:history="1">
+          <w:hyperlink w:anchor="_Toc224287745" w:history="1">
             <w:r>
               <w:rPr>
                 <w:rStyle w:val="Hyperlink"/>
@@ -1905,7 +1905,7 @@
               <w:rPr>
                 <w:webHidden/>
               </w:rPr>
-              <w:instrText xml:space="preserve"> PAGEREF _Toc219211831 \h </w:instrText>
+              <w:instrText xml:space="preserve"> PAGEREF _Toc224287745 \h </w:instrText>
             </w:r>
             <w:r>
               <w:rPr>
@@ -1946,7 +1946,7 @@
               <w14:ligatures w14:val="standardContextual"/>
             </w:rPr>
           </w:pPr>
-          <w:hyperlink w:anchor="_Toc219211832" w:history="1">
+          <w:hyperlink w:anchor="_Toc224287746" w:history="1">
             <w:r>
               <w:rPr>
                 <w:rStyle w:val="Hyperlink"/>
@@ -1988,7 +1988,7 @@
               <w:rPr>
                 <w:webHidden/>
               </w:rPr>
-              <w:instrText xml:space="preserve"> PAGEREF _Toc219211832 \h </w:instrText>
+              <w:instrText xml:space="preserve"> PAGEREF _Toc224287746 \h </w:instrText>
             </w:r>
             <w:r>
               <w:rPr>
@@ -2027,7 +2027,7 @@
               <w14:ligatures w14:val="standardContextual"/>
             </w:rPr>
           </w:pPr>
-          <w:hyperlink w:anchor="_Toc219211833" w:history="1">
+          <w:hyperlink w:anchor="_Toc224287747" w:history="1">
             <w:r>
               <w:rPr>
                 <w:rStyle w:val="Hyperlink"/>
@@ -2067,7 +2067,7 @@
               <w:rPr>
                 <w:webHidden/>
               </w:rPr>
-              <w:instrText xml:space="preserve"> PAGEREF _Toc219211833 \h </w:instrText>
+              <w:instrText xml:space="preserve"> PAGEREF _Toc224287747 \h </w:instrText>
             </w:r>
             <w:r>
               <w:rPr>
@@ -2106,7 +2106,7 @@
               <w14:ligatures w14:val="standardContextual"/>
             </w:rPr>
           </w:pPr>
-          <w:hyperlink w:anchor="_Toc219211834" w:history="1">
+          <w:hyperlink w:anchor="_Toc224287748" w:history="1">
             <w:r>
               <w:rPr>
                 <w:rStyle w:val="Hyperlink"/>
@@ -2146,7 +2146,7 @@
               <w:rPr>
                 <w:webHidden/>
               </w:rPr>
-              <w:instrText xml:space="preserve"> PAGEREF _Toc219211834 \h </w:instrText>
+              <w:instrText xml:space="preserve"> PAGEREF _Toc224287748 \h </w:instrText>
             </w:r>
             <w:r>
               <w:rPr>
@@ -2185,7 +2185,7 @@
               <w14:ligatures w14:val="standardContextual"/>
             </w:rPr>
           </w:pPr>
-          <w:hyperlink w:anchor="_Toc219211835" w:history="1">
+          <w:hyperlink w:anchor="_Toc224287749" w:history="1">
             <w:r>
               <w:rPr>
                 <w:rStyle w:val="Hyperlink"/>
@@ -2225,7 +2225,7 @@
               <w:rPr>
                 <w:webHidden/>
               </w:rPr>
-              <w:instrText xml:space="preserve"> PAGEREF _Toc219211835 \h </w:instrText>
+              <w:instrText xml:space="preserve"> PAGEREF _Toc224287749 \h </w:instrText>
             </w:r>
             <w:r>
               <w:rPr>
@@ -2264,7 +2264,7 @@
               <w14:ligatures w14:val="standardContextual"/>
             </w:rPr>
           </w:pPr>
-          <w:hyperlink w:anchor="_Toc219211836" w:history="1">
+          <w:hyperlink w:anchor="_Toc224287750" w:history="1">
             <w:r>
               <w:rPr>
                 <w:rStyle w:val="Hyperlink"/>
@@ -2304,7 +2304,7 @@
               <w:rPr>
                 <w:webHidden/>
               </w:rPr>
-              <w:instrText xml:space="preserve"> PAGEREF _Toc219211836 \h </w:instrText>
+              <w:instrText xml:space="preserve"> PAGEREF _Toc224287750 \h </w:instrText>
             </w:r>
             <w:r>
               <w:rPr>
@@ -2343,7 +2343,7 @@
               <w14:ligatures w14:val="standardContextual"/>
             </w:rPr>
           </w:pPr>
-          <w:hyperlink w:anchor="_Toc219211837" w:history="1">
+          <w:hyperlink w:anchor="_Toc224287751" w:history="1">
             <w:r>
               <w:rPr>
                 <w:rStyle w:val="Hyperlink"/>
@@ -2383,7 +2383,7 @@
               <w:rPr>
                 <w:webHidden/>
               </w:rPr>
-              <w:instrText xml:space="preserve"> PAGEREF _Toc219211837 \h </w:instrText>
+              <w:instrText xml:space="preserve"> PAGEREF _Toc224287751 \h </w:instrText>
             </w:r>
             <w:r>
               <w:rPr>
@@ -2422,7 +2422,7 @@
               <w14:ligatures w14:val="standardContextual"/>
             </w:rPr>
           </w:pPr>
-          <w:hyperlink w:anchor="_Toc219211838" w:history="1">
+          <w:hyperlink w:anchor="_Toc224287752" w:history="1">
             <w:r>
               <w:rPr>
                 <w:rStyle w:val="Hyperlink"/>
@@ -2462,7 +2462,7 @@
               <w:rPr>
                 <w:webHidden/>
               </w:rPr>
-              <w:instrText xml:space="preserve"> PAGEREF _Toc219211838 \h </w:instrText>
+              <w:instrText xml:space="preserve"> PAGEREF _Toc224287752 \h </w:instrText>
             </w:r>
             <w:r>
               <w:rPr>
@@ -2503,7 +2503,7 @@
               <w14:ligatures w14:val="standardContextual"/>
             </w:rPr>
           </w:pPr>
-          <w:hyperlink w:anchor="_Toc219211839" w:history="1">
+          <w:hyperlink w:anchor="_Toc224287753" w:history="1">
             <w:r>
               <w:rPr>
                 <w:rStyle w:val="Hyperlink"/>
@@ -2526,7 +2526,7 @@
               <w:rPr>
                 <w:webHidden/>
               </w:rPr>
-              <w:instrText xml:space="preserve"> PAGEREF _Toc219211839 \h </w:instrText>
+              <w:instrText xml:space="preserve"> PAGEREF _Toc224287753 \h </w:instrText>
             </w:r>
             <w:r>
               <w:rPr>
@@ -2570,7 +2570,7 @@
               <w14:ligatures w14:val="standardContextual"/>
             </w:rPr>
           </w:pPr>
-          <w:hyperlink w:anchor="_Toc219211840" w:history="1">
+          <w:hyperlink w:anchor="_Toc224287754" w:history="1">
             <w:r>
               <w:rPr>
                 <w:rStyle w:val="Hyperlink"/>
@@ -2612,7 +2612,7 @@
               <w:rPr>
                 <w:webHidden/>
               </w:rPr>
-              <w:instrText xml:space="preserve"> PAGEREF _Toc219211840 \h </w:instrText>
+              <w:instrText xml:space="preserve"> PAGEREF _Toc224287754 \h </w:instrText>
             </w:r>
             <w:r>
               <w:rPr>
@@ -2656,7 +2656,7 @@
               <w14:ligatures w14:val="standardContextual"/>
             </w:rPr>
           </w:pPr>
-          <w:hyperlink w:anchor="_Toc219211841" w:history="1">
+          <w:hyperlink w:anchor="_Toc224287755" w:history="1">
             <w:r>
               <w:rPr>
                 <w:rStyle w:val="Hyperlink"/>
@@ -2698,7 +2698,7 @@
               <w:rPr>
                 <w:webHidden/>
               </w:rPr>
-              <w:instrText xml:space="preserve"> PAGEREF _Toc219211841 \h </w:instrText>
+              <w:instrText xml:space="preserve"> PAGEREF _Toc224287755 \h </w:instrText>
             </w:r>
             <w:r>
               <w:rPr>
@@ -2742,7 +2742,7 @@
               <w14:ligatures w14:val="standardContextual"/>
             </w:rPr>
           </w:pPr>
-          <w:hyperlink w:anchor="_Toc219211842" w:history="1">
+          <w:hyperlink w:anchor="_Toc224287756" w:history="1">
             <w:r>
               <w:rPr>
                 <w:rStyle w:val="Hyperlink"/>
@@ -2784,7 +2784,7 @@
               <w:rPr>
                 <w:webHidden/>
               </w:rPr>
-              <w:instrText xml:space="preserve"> PAGEREF _Toc219211842 \h </w:instrText>
+              <w:instrText xml:space="preserve"> PAGEREF _Toc224287756 \h </w:instrText>
             </w:r>
             <w:r>
               <w:rPr>
@@ -2828,7 +2828,7 @@
               <w14:ligatures w14:val="standardContextual"/>
             </w:rPr>
           </w:pPr>
-          <w:hyperlink w:anchor="_Toc219211843" w:history="1">
+          <w:hyperlink w:anchor="_Toc224287757" w:history="1">
             <w:r>
               <w:rPr>
                 <w:rStyle w:val="Hyperlink"/>
@@ -2870,7 +2870,7 @@
               <w:rPr>
                 <w:webHidden/>
               </w:rPr>
-              <w:instrText xml:space="preserve"> PAGEREF _Toc219211843 \h </w:instrText>
+              <w:instrText xml:space="preserve"> PAGEREF _Toc224287757 \h </w:instrText>
             </w:r>
             <w:r>
               <w:rPr>
@@ -2914,7 +2914,7 @@
               <w14:ligatures w14:val="standardContextual"/>
             </w:rPr>
           </w:pPr>
-          <w:hyperlink w:anchor="_Toc219211844" w:history="1">
+          <w:hyperlink w:anchor="_Toc224287758" w:history="1">
             <w:r>
               <w:rPr>
                 <w:rStyle w:val="Hyperlink"/>
@@ -2956,7 +2956,7 @@
               <w:rPr>
                 <w:webHidden/>
               </w:rPr>
-              <w:instrText xml:space="preserve"> PAGEREF _Toc219211844 \h </w:instrText>
+              <w:instrText xml:space="preserve"> PAGEREF _Toc224287758 \h </w:instrText>
             </w:r>
             <w:r>
               <w:rPr>
@@ -3000,7 +3000,7 @@
               <w14:ligatures w14:val="standardContextual"/>
             </w:rPr>
           </w:pPr>
-          <w:hyperlink w:anchor="_Toc219211845" w:history="1">
+          <w:hyperlink w:anchor="_Toc224287759" w:history="1">
             <w:r>
               <w:rPr>
                 <w:rStyle w:val="Hyperlink"/>
@@ -3042,7 +3042,7 @@
               <w:rPr>
                 <w:webHidden/>
               </w:rPr>
-              <w:instrText xml:space="preserve"> PAGEREF _Toc219211845 \h </w:instrText>
+              <w:instrText xml:space="preserve"> PAGEREF _Toc224287759 \h </w:instrText>
             </w:r>
             <w:r>
               <w:rPr>
@@ -3081,7 +3081,7 @@
               <w14:ligatures w14:val="standardContextual"/>
             </w:rPr>
           </w:pPr>
-          <w:hyperlink w:anchor="_Toc219211846" w:history="1">
+          <w:hyperlink w:anchor="_Toc224287760" w:history="1">
             <w:r>
               <w:rPr>
                 <w:rStyle w:val="Hyperlink"/>
@@ -3121,7 +3121,7 @@
               <w:rPr>
                 <w:webHidden/>
               </w:rPr>
-              <w:instrText xml:space="preserve"> PAGEREF _Toc219211846 \h </w:instrText>
+              <w:instrText xml:space="preserve"> PAGEREF _Toc224287760 \h </w:instrText>
             </w:r>
             <w:r>
               <w:rPr>
@@ -3165,7 +3165,7 @@
               <w14:ligatures w14:val="standardContextual"/>
             </w:rPr>
           </w:pPr>
-          <w:hyperlink w:anchor="_Toc219211847" w:history="1">
+          <w:hyperlink w:anchor="_Toc224287761" w:history="1">
             <w:r>
               <w:rPr>
                 <w:rStyle w:val="Hyperlink"/>
@@ -3207,7 +3207,7 @@
               <w:rPr>
                 <w:webHidden/>
               </w:rPr>
-              <w:instrText xml:space="preserve"> PAGEREF _Toc219211847 \h </w:instrText>
+              <w:instrText xml:space="preserve"> PAGEREF _Toc224287761 \h </w:instrText>
             </w:r>
             <w:r>
               <w:rPr>
@@ -3251,7 +3251,7 @@
               <w14:ligatures w14:val="standardContextual"/>
             </w:rPr>
           </w:pPr>
-          <w:hyperlink w:anchor="_Toc219211848" w:history="1">
+          <w:hyperlink w:anchor="_Toc224287762" w:history="1">
             <w:r>
               <w:rPr>
                 <w:rStyle w:val="Hyperlink"/>
@@ -3293,7 +3293,7 @@
               <w:rPr>
                 <w:webHidden/>
               </w:rPr>
-              <w:instrText xml:space="preserve"> PAGEREF _Toc219211848 \h </w:instrText>
+              <w:instrText xml:space="preserve"> PAGEREF _Toc224287762 \h </w:instrText>
             </w:r>
             <w:r>
               <w:rPr>
@@ -3332,7 +3332,7 @@
               <w14:ligatures w14:val="standardContextual"/>
             </w:rPr>
           </w:pPr>
-          <w:hyperlink w:anchor="_Toc219211849" w:history="1">
+          <w:hyperlink w:anchor="_Toc224287763" w:history="1">
             <w:r>
               <w:rPr>
                 <w:rStyle w:val="Hyperlink"/>
@@ -3372,7 +3372,7 @@
               <w:rPr>
                 <w:webHidden/>
               </w:rPr>
-              <w:instrText xml:space="preserve"> PAGEREF _Toc219211849 \h </w:instrText>
+              <w:instrText xml:space="preserve"> PAGEREF _Toc224287763 \h </w:instrText>
             </w:r>
             <w:r>
               <w:rPr>
@@ -3411,7 +3411,7 @@
               <w14:ligatures w14:val="standardContextual"/>
             </w:rPr>
           </w:pPr>
-          <w:hyperlink w:anchor="_Toc219211850" w:history="1">
+          <w:hyperlink w:anchor="_Toc224287764" w:history="1">
             <w:r>
               <w:rPr>
                 <w:rStyle w:val="Hyperlink"/>
@@ -3451,7 +3451,7 @@
               <w:rPr>
                 <w:webHidden/>
               </w:rPr>
-              <w:instrText xml:space="preserve"> PAGEREF _Toc219211850 \h </w:instrText>
+              <w:instrText xml:space="preserve"> PAGEREF _Toc224287764 \h </w:instrText>
             </w:r>
             <w:r>
               <w:rPr>
@@ -3495,7 +3495,7 @@
               <w14:ligatures w14:val="standardContextual"/>
             </w:rPr>
           </w:pPr>
-          <w:hyperlink w:anchor="_Toc219211851" w:history="1">
+          <w:hyperlink w:anchor="_Toc224287765" w:history="1">
             <w:r>
               <w:rPr>
                 <w:rStyle w:val="Hyperlink"/>
@@ -3537,7 +3537,7 @@
               <w:rPr>
                 <w:webHidden/>
               </w:rPr>
-              <w:instrText xml:space="preserve"> PAGEREF _Toc219211851 \h </w:instrText>
+              <w:instrText xml:space="preserve"> PAGEREF _Toc224287765 \h </w:instrText>
             </w:r>
             <w:r>
               <w:rPr>
@@ -3576,7 +3576,7 @@
               <w14:ligatures w14:val="standardContextual"/>
             </w:rPr>
           </w:pPr>
-          <w:hyperlink w:anchor="_Toc219211852" w:history="1">
+          <w:hyperlink w:anchor="_Toc224287766" w:history="1">
             <w:r>
               <w:rPr>
                 <w:rStyle w:val="Hyperlink"/>
@@ -3616,7 +3616,7 @@
               <w:rPr>
                 <w:webHidden/>
               </w:rPr>
-              <w:instrText xml:space="preserve"> PAGEREF _Toc219211852 \h </w:instrText>
+              <w:instrText xml:space="preserve"> PAGEREF _Toc224287766 \h </w:instrText>
             </w:r>
             <w:r>
               <w:rPr>
@@ -3655,7 +3655,7 @@
               <w14:ligatures w14:val="standardContextual"/>
             </w:rPr>
           </w:pPr>
-          <w:hyperlink w:anchor="_Toc219211853" w:history="1">
+          <w:hyperlink w:anchor="_Toc224287767" w:history="1">
             <w:r>
               <w:rPr>
                 <w:rStyle w:val="Hyperlink"/>
@@ -3695,7 +3695,7 @@
               <w:rPr>
                 <w:webHidden/>
               </w:rPr>
-              <w:instrText xml:space="preserve"> PAGEREF _Toc219211853 \h </w:instrText>
+              <w:instrText xml:space="preserve"> PAGEREF _Toc224287767 \h </w:instrText>
             </w:r>
             <w:r>
               <w:rPr>
@@ -3734,7 +3734,7 @@
               <w14:ligatures w14:val="standardContextual"/>
             </w:rPr>
           </w:pPr>
-          <w:hyperlink w:anchor="_Toc219211854" w:history="1">
+          <w:hyperlink w:anchor="_Toc224287768" w:history="1">
             <w:r>
               <w:rPr>
                 <w:rStyle w:val="Hyperlink"/>
@@ -3774,7 +3774,7 @@
               <w:rPr>
                 <w:webHidden/>
               </w:rPr>
-              <w:instrText xml:space="preserve"> PAGEREF _Toc219211854 \h </w:instrText>
+              <w:instrText xml:space="preserve"> PAGEREF _Toc224287768 \h </w:instrText>
             </w:r>
             <w:r>
               <w:rPr>
@@ -3813,7 +3813,7 @@
               <w14:ligatures w14:val="standardContextual"/>
             </w:rPr>
           </w:pPr>
-          <w:hyperlink w:anchor="_Toc219211855" w:history="1">
+          <w:hyperlink w:anchor="_Toc224287769" w:history="1">
             <w:r>
               <w:rPr>
                 <w:rStyle w:val="Hyperlink"/>
@@ -3853,7 +3853,7 @@
               <w:rPr>
                 <w:webHidden/>
               </w:rPr>
-              <w:instrText xml:space="preserve"> PAGEREF _Toc219211855 \h </w:instrText>
+              <w:instrText xml:space="preserve"> PAGEREF _Toc224287769 \h </w:instrText>
             </w:r>
             <w:r>
               <w:rPr>
@@ -3897,7 +3897,7 @@
               <w14:ligatures w14:val="standardContextual"/>
             </w:rPr>
           </w:pPr>
-          <w:hyperlink w:anchor="_Toc219211856" w:history="1">
+          <w:hyperlink w:anchor="_Toc224287770" w:history="1">
             <w:r>
               <w:rPr>
                 <w:rStyle w:val="Hyperlink"/>
@@ -3939,7 +3939,7 @@
               <w:rPr>
                 <w:webHidden/>
               </w:rPr>
-              <w:instrText xml:space="preserve"> PAGEREF _Toc219211856 \h </w:instrText>
+              <w:instrText xml:space="preserve"> PAGEREF _Toc224287770 \h </w:instrText>
             </w:r>
             <w:r>
               <w:rPr>
@@ -3978,7 +3978,7 @@
               <w14:ligatures w14:val="standardContextual"/>
             </w:rPr>
           </w:pPr>
-          <w:hyperlink w:anchor="_Toc219211857" w:history="1">
+          <w:hyperlink w:anchor="_Toc224287771" w:history="1">
             <w:r>
               <w:rPr>
                 <w:rStyle w:val="Hyperlink"/>
@@ -4018,7 +4018,7 @@
               <w:rPr>
                 <w:webHidden/>
               </w:rPr>
-              <w:instrText xml:space="preserve"> PAGEREF _Toc219211857 \h </w:instrText>
+              <w:instrText xml:space="preserve"> PAGEREF _Toc224287771 \h </w:instrText>
             </w:r>
             <w:r>
               <w:rPr>
@@ -4057,7 +4057,7 @@
               <w14:ligatures w14:val="standardContextual"/>
             </w:rPr>
           </w:pPr>
-          <w:hyperlink w:anchor="_Toc219211858" w:history="1">
+          <w:hyperlink w:anchor="_Toc224287772" w:history="1">
             <w:r>
               <w:rPr>
                 <w:rStyle w:val="Hyperlink"/>
@@ -4097,7 +4097,7 @@
               <w:rPr>
                 <w:webHidden/>
               </w:rPr>
-              <w:instrText xml:space="preserve"> PAGEREF _Toc219211858 \h </w:instrText>
+              <w:instrText xml:space="preserve"> PAGEREF _Toc224287772 \h </w:instrText>
             </w:r>
             <w:r>
               <w:rPr>
@@ -4136,7 +4136,7 @@
               <w14:ligatures w14:val="standardContextual"/>
             </w:rPr>
           </w:pPr>
-          <w:hyperlink w:anchor="_Toc219211859" w:history="1">
+          <w:hyperlink w:anchor="_Toc224287773" w:history="1">
             <w:r>
               <w:rPr>
                 <w:rStyle w:val="Hyperlink"/>
@@ -4176,7 +4176,7 @@
               <w:rPr>
                 <w:webHidden/>
               </w:rPr>
-              <w:instrText xml:space="preserve"> PAGEREF _Toc219211859 \h </w:instrText>
+              <w:instrText xml:space="preserve"> PAGEREF _Toc224287773 \h </w:instrText>
             </w:r>
             <w:r>
               <w:rPr>
@@ -4215,7 +4215,7 @@
               <w14:ligatures w14:val="standardContextual"/>
             </w:rPr>
           </w:pPr>
-          <w:hyperlink w:anchor="_Toc219211860" w:history="1">
+          <w:hyperlink w:anchor="_Toc224287774" w:history="1">
             <w:r>
               <w:rPr>
                 <w:rStyle w:val="Hyperlink"/>
@@ -4255,7 +4255,7 @@
               <w:rPr>
                 <w:webHidden/>
               </w:rPr>
-              <w:instrText xml:space="preserve"> PAGEREF _Toc219211860 \h </w:instrText>
+              <w:instrText xml:space="preserve"> PAGEREF _Toc224287774 \h </w:instrText>
             </w:r>
             <w:r>
               <w:rPr>
@@ -4294,7 +4294,7 @@
               <w14:ligatures w14:val="standardContextual"/>
             </w:rPr>
           </w:pPr>
-          <w:hyperlink w:anchor="_Toc219211861" w:history="1">
+          <w:hyperlink w:anchor="_Toc224287775" w:history="1">
             <w:r>
               <w:rPr>
                 <w:rStyle w:val="Hyperlink"/>
@@ -4334,7 +4334,7 @@
               <w:rPr>
                 <w:webHidden/>
               </w:rPr>
-              <w:instrText xml:space="preserve"> PAGEREF _Toc219211861 \h </w:instrText>
+              <w:instrText xml:space="preserve"> PAGEREF _Toc224287775 \h </w:instrText>
             </w:r>
             <w:r>
               <w:rPr>
@@ -4378,7 +4378,7 @@
               <w14:ligatures w14:val="standardContextual"/>
             </w:rPr>
           </w:pPr>
-          <w:hyperlink w:anchor="_Toc219211862" w:history="1">
+          <w:hyperlink w:anchor="_Toc224287776" w:history="1">
             <w:r>
               <w:rPr>
                 <w:rStyle w:val="Hyperlink"/>
@@ -4420,7 +4420,7 @@
               <w:rPr>
                 <w:webHidden/>
               </w:rPr>
-              <w:instrText xml:space="preserve"> PAGEREF _Toc219211862 \h </w:instrText>
+              <w:instrText xml:space="preserve"> PAGEREF _Toc224287776 \h </w:instrText>
             </w:r>
             <w:r>
               <w:rPr>
@@ -4464,7 +4464,7 @@
               <w14:ligatures w14:val="standardContextual"/>
             </w:rPr>
           </w:pPr>
-          <w:hyperlink w:anchor="_Toc219211863" w:history="1">
+          <w:hyperlink w:anchor="_Toc224287777" w:history="1">
             <w:r>
               <w:rPr>
                 <w:rStyle w:val="Hyperlink"/>
@@ -4506,7 +4506,7 @@
               <w:rPr>
                 <w:webHidden/>
               </w:rPr>
-              <w:instrText xml:space="preserve"> PAGEREF _Toc219211863 \h </w:instrText>
+              <w:instrText xml:space="preserve"> PAGEREF _Toc224287777 \h </w:instrText>
             </w:r>
             <w:r>
               <w:rPr>
@@ -4545,7 +4545,7 @@
               <w14:ligatures w14:val="standardContextual"/>
             </w:rPr>
           </w:pPr>
-          <w:hyperlink w:anchor="_Toc219211864" w:history="1">
+          <w:hyperlink w:anchor="_Toc224287778" w:history="1">
             <w:r>
               <w:rPr>
                 <w:rStyle w:val="Hyperlink"/>
@@ -4585,7 +4585,7 @@
               <w:rPr>
                 <w:webHidden/>
               </w:rPr>
-              <w:instrText xml:space="preserve"> PAGEREF _Toc219211864 \h </w:instrText>
+              <w:instrText xml:space="preserve"> PAGEREF _Toc224287778 \h </w:instrText>
             </w:r>
             <w:r>
               <w:rPr>
@@ -4624,7 +4624,7 @@
               <w14:ligatures w14:val="standardContextual"/>
             </w:rPr>
           </w:pPr>
-          <w:hyperlink w:anchor="_Toc219211865" w:history="1">
+          <w:hyperlink w:anchor="_Toc224287779" w:history="1">
             <w:r>
               <w:rPr>
                 <w:rStyle w:val="Hyperlink"/>
@@ -4664,7 +4664,7 @@
               <w:rPr>
                 <w:webHidden/>
               </w:rPr>
-              <w:instrText xml:space="preserve"> PAGEREF _Toc219211865 \h </w:instrText>
+              <w:instrText xml:space="preserve"> PAGEREF _Toc224287779 \h </w:instrText>
             </w:r>
             <w:r>
               <w:rPr>
@@ -4708,7 +4708,7 @@
               <w14:ligatures w14:val="standardContextual"/>
             </w:rPr>
           </w:pPr>
-          <w:hyperlink w:anchor="_Toc219211866" w:history="1">
+          <w:hyperlink w:anchor="_Toc224287780" w:history="1">
             <w:r>
               <w:rPr>
                 <w:rStyle w:val="Hyperlink"/>
@@ -4750,7 +4750,7 @@
               <w:rPr>
                 <w:webHidden/>
               </w:rPr>
-              <w:instrText xml:space="preserve"> PAGEREF _Toc219211866 \h </w:instrText>
+              <w:instrText xml:space="preserve"> PAGEREF _Toc224287780 \h </w:instrText>
             </w:r>
             <w:r>
               <w:rPr>
@@ -4794,7 +4794,7 @@
               <w14:ligatures w14:val="standardContextual"/>
             </w:rPr>
           </w:pPr>
-          <w:hyperlink w:anchor="_Toc219211867" w:history="1">
+          <w:hyperlink w:anchor="_Toc224287781" w:history="1">
             <w:r>
               <w:rPr>
                 <w:rStyle w:val="Hyperlink"/>
@@ -4836,7 +4836,7 @@
               <w:rPr>
                 <w:webHidden/>
               </w:rPr>
-              <w:instrText xml:space="preserve"> PAGEREF _Toc219211867 \h </w:instrText>
+              <w:instrText xml:space="preserve"> PAGEREF _Toc224287781 \h </w:instrText>
             </w:r>
             <w:r>
               <w:rPr>
@@ -4880,7 +4880,7 @@
               <w14:ligatures w14:val="standardContextual"/>
             </w:rPr>
           </w:pPr>
-          <w:hyperlink w:anchor="_Toc219211868" w:history="1">
+          <w:hyperlink w:anchor="_Toc224287782" w:history="1">
             <w:r>
               <w:rPr>
                 <w:rStyle w:val="Hyperlink"/>
@@ -4922,7 +4922,7 @@
               <w:rPr>
                 <w:webHidden/>
               </w:rPr>
-              <w:instrText xml:space="preserve"> PAGEREF _Toc219211868 \h </w:instrText>
+              <w:instrText xml:space="preserve"> PAGEREF _Toc224287782 \h </w:instrText>
             </w:r>
             <w:r>
               <w:rPr>
@@ -4961,7 +4961,7 @@
               <w14:ligatures w14:val="standardContextual"/>
             </w:rPr>
           </w:pPr>
-          <w:hyperlink w:anchor="_Toc219211869" w:history="1">
+          <w:hyperlink w:anchor="_Toc224287783" w:history="1">
             <w:r>
               <w:rPr>
                 <w:rStyle w:val="Hyperlink"/>
@@ -5001,7 +5001,7 @@
               <w:rPr>
                 <w:webHidden/>
               </w:rPr>
-              <w:instrText xml:space="preserve"> PAGEREF _Toc219211869 \h </w:instrText>
+              <w:instrText xml:space="preserve"> PAGEREF _Toc224287783 \h </w:instrText>
             </w:r>
             <w:r>
               <w:rPr>
@@ -5040,7 +5040,7 @@
               <w14:ligatures w14:val="standardContextual"/>
             </w:rPr>
           </w:pPr>
-          <w:hyperlink w:anchor="_Toc219211870" w:history="1">
+          <w:hyperlink w:anchor="_Toc224287784" w:history="1">
             <w:r>
               <w:rPr>
                 <w:rStyle w:val="Hyperlink"/>
@@ -5080,7 +5080,7 @@
               <w:rPr>
                 <w:webHidden/>
               </w:rPr>
-              <w:instrText xml:space="preserve"> PAGEREF _Toc219211870 \h </w:instrText>
+              <w:instrText xml:space="preserve"> PAGEREF _Toc224287784 \h </w:instrText>
             </w:r>
             <w:r>
               <w:rPr>
@@ -5119,7 +5119,7 @@
               <w14:ligatures w14:val="standardContextual"/>
             </w:rPr>
           </w:pPr>
-          <w:hyperlink w:anchor="_Toc219211871" w:history="1">
+          <w:hyperlink w:anchor="_Toc224287785" w:history="1">
             <w:r>
               <w:rPr>
                 <w:rStyle w:val="Hyperlink"/>
@@ -5159,7 +5159,7 @@
               <w:rPr>
                 <w:webHidden/>
               </w:rPr>
-              <w:instrText xml:space="preserve"> PAGEREF _Toc219211871 \h </w:instrText>
+              <w:instrText xml:space="preserve"> PAGEREF _Toc224287785 \h </w:instrText>
             </w:r>
             <w:r>
               <w:rPr>
@@ -5203,7 +5203,7 @@
               <w14:ligatures w14:val="standardContextual"/>
             </w:rPr>
           </w:pPr>
-          <w:hyperlink w:anchor="_Toc219211872" w:history="1">
+          <w:hyperlink w:anchor="_Toc224287786" w:history="1">
             <w:r>
               <w:rPr>
                 <w:rStyle w:val="Hyperlink"/>
@@ -5245,7 +5245,7 @@
               <w:rPr>
                 <w:webHidden/>
               </w:rPr>
-              <w:instrText xml:space="preserve"> PAGEREF _Toc219211872 \h </w:instrText>
+              <w:instrText xml:space="preserve"> PAGEREF _Toc224287786 \h </w:instrText>
             </w:r>
             <w:r>
               <w:rPr>
@@ -5284,7 +5284,7 @@
               <w14:ligatures w14:val="standardContextual"/>
             </w:rPr>
           </w:pPr>
-          <w:hyperlink w:anchor="_Toc219211873" w:history="1">
+          <w:hyperlink w:anchor="_Toc224287787" w:history="1">
             <w:r>
               <w:rPr>
                 <w:rStyle w:val="Hyperlink"/>
@@ -5324,7 +5324,7 @@
               <w:rPr>
                 <w:webHidden/>
               </w:rPr>
-              <w:instrText xml:space="preserve"> PAGEREF _Toc219211873 \h </w:instrText>
+              <w:instrText xml:space="preserve"> PAGEREF _Toc224287787 \h </w:instrText>
             </w:r>
             <w:r>
               <w:rPr>
@@ -5368,7 +5368,7 @@
               <w14:ligatures w14:val="standardContextual"/>
             </w:rPr>
           </w:pPr>
-          <w:hyperlink w:anchor="_Toc219211874" w:history="1">
+          <w:hyperlink w:anchor="_Toc224287788" w:history="1">
             <w:r>
               <w:rPr>
                 <w:rStyle w:val="Hyperlink"/>
@@ -5414,7 +5414,7 @@
                 <w:noProof/>
                 <w:webHidden/>
               </w:rPr>
-              <w:instrText xml:space="preserve"> PAGEREF _Toc219211874 \h </w:instrText>
+              <w:instrText xml:space="preserve"> PAGEREF _Toc224287788 \h </w:instrText>
             </w:r>
             <w:r>
               <w:rPr>
@@ -5457,7 +5457,7 @@
               <w14:ligatures w14:val="standardContextual"/>
             </w:rPr>
           </w:pPr>
-          <w:hyperlink w:anchor="_Toc219211875" w:history="1">
+          <w:hyperlink w:anchor="_Toc224287789" w:history="1">
             <w:r>
               <w:rPr>
                 <w:rStyle w:val="Hyperlink"/>
@@ -5497,7 +5497,7 @@
               <w:rPr>
                 <w:webHidden/>
               </w:rPr>
-              <w:instrText xml:space="preserve"> PAGEREF _Toc219211875 \h </w:instrText>
+              <w:instrText xml:space="preserve"> PAGEREF _Toc224287789 \h </w:instrText>
             </w:r>
             <w:r>
               <w:rPr>
@@ -5541,7 +5541,7 @@
               <w14:ligatures w14:val="standardContextual"/>
             </w:rPr>
           </w:pPr>
-          <w:hyperlink w:anchor="_Toc219211876" w:history="1">
+          <w:hyperlink w:anchor="_Toc224287790" w:history="1">
             <w:r>
               <w:rPr>
                 <w:rStyle w:val="Hyperlink"/>
@@ -5587,7 +5587,7 @@
                 <w:noProof/>
                 <w:webHidden/>
               </w:rPr>
-              <w:instrText xml:space="preserve"> PAGEREF _Toc219211876 \h </w:instrText>
+              <w:instrText xml:space="preserve"> PAGEREF _Toc224287790 \h </w:instrText>
             </w:r>
             <w:r>
               <w:rPr>
@@ -5635,7 +5635,7 @@
               <w14:ligatures w14:val="standardContextual"/>
             </w:rPr>
           </w:pPr>
-          <w:hyperlink w:anchor="_Toc219211877" w:history="1">
+          <w:hyperlink w:anchor="_Toc224287791" w:history="1">
             <w:r>
               <w:rPr>
                 <w:rStyle w:val="Hyperlink"/>
@@ -5681,7 +5681,7 @@
                 <w:noProof/>
                 <w:webHidden/>
               </w:rPr>
-              <w:instrText xml:space="preserve"> PAGEREF _Toc219211877 \h </w:instrText>
+              <w:instrText xml:space="preserve"> PAGEREF _Toc224287791 \h </w:instrText>
             </w:r>
             <w:r>
               <w:rPr>
@@ -5729,7 +5729,7 @@
               <w14:ligatures w14:val="standardContextual"/>
             </w:rPr>
           </w:pPr>
-          <w:hyperlink w:anchor="_Toc219211878" w:history="1">
+          <w:hyperlink w:anchor="_Toc224287792" w:history="1">
             <w:r>
               <w:rPr>
                 <w:rStyle w:val="Hyperlink"/>
@@ -5775,7 +5775,7 @@
                 <w:noProof/>
                 <w:webHidden/>
               </w:rPr>
-              <w:instrText xml:space="preserve"> PAGEREF _Toc219211878 \h </w:instrText>
+              <w:instrText xml:space="preserve"> PAGEREF _Toc224287792 \h </w:instrText>
             </w:r>
             <w:r>
               <w:rPr>
@@ -5823,7 +5823,7 @@
               <w14:ligatures w14:val="standardContextual"/>
             </w:rPr>
           </w:pPr>
-          <w:hyperlink w:anchor="_Toc219211879" w:history="1">
+          <w:hyperlink w:anchor="_Toc224287793" w:history="1">
             <w:r>
               <w:rPr>
                 <w:rStyle w:val="Hyperlink"/>
@@ -5869,7 +5869,7 @@
                 <w:noProof/>
                 <w:webHidden/>
               </w:rPr>
-              <w:instrText xml:space="preserve"> PAGEREF _Toc219211879 \h </w:instrText>
+              <w:instrText xml:space="preserve"> PAGEREF _Toc224287793 \h </w:instrText>
             </w:r>
             <w:r>
               <w:rPr>
@@ -5917,7 +5917,7 @@
               <w14:ligatures w14:val="standardContextual"/>
             </w:rPr>
           </w:pPr>
-          <w:hyperlink w:anchor="_Toc219211880" w:history="1">
+          <w:hyperlink w:anchor="_Toc224287794" w:history="1">
             <w:r>
               <w:rPr>
                 <w:rStyle w:val="Hyperlink"/>
@@ -5963,7 +5963,7 @@
                 <w:noProof/>
                 <w:webHidden/>
               </w:rPr>
-              <w:instrText xml:space="preserve"> PAGEREF _Toc219211880 \h </w:instrText>
+              <w:instrText xml:space="preserve"> PAGEREF _Toc224287794 \h </w:instrText>
             </w:r>
             <w:r>
               <w:rPr>
@@ -6011,7 +6011,7 @@
               <w14:ligatures w14:val="standardContextual"/>
             </w:rPr>
           </w:pPr>
-          <w:hyperlink w:anchor="_Toc219211881" w:history="1">
+          <w:hyperlink w:anchor="_Toc224287795" w:history="1">
             <w:r>
               <w:rPr>
                 <w:rStyle w:val="Hyperlink"/>
@@ -6057,7 +6057,7 @@
                 <w:noProof/>
                 <w:webHidden/>
               </w:rPr>
-              <w:instrText xml:space="preserve"> PAGEREF _Toc219211881 \h </w:instrText>
+              <w:instrText xml:space="preserve"> PAGEREF _Toc224287795 \h </w:instrText>
             </w:r>
             <w:r>
               <w:rPr>
@@ -6105,7 +6105,7 @@
               <w14:ligatures w14:val="standardContextual"/>
             </w:rPr>
           </w:pPr>
-          <w:hyperlink w:anchor="_Toc219211882" w:history="1">
+          <w:hyperlink w:anchor="_Toc224287796" w:history="1">
             <w:r>
               <w:rPr>
                 <w:rStyle w:val="Hyperlink"/>
@@ -6151,7 +6151,7 @@
                 <w:noProof/>
                 <w:webHidden/>
               </w:rPr>
-              <w:instrText xml:space="preserve"> PAGEREF _Toc219211882 \h </w:instrText>
+              <w:instrText xml:space="preserve"> PAGEREF _Toc224287796 \h </w:instrText>
             </w:r>
             <w:r>
               <w:rPr>
@@ -6199,7 +6199,7 @@
               <w14:ligatures w14:val="standardContextual"/>
             </w:rPr>
           </w:pPr>
-          <w:hyperlink w:anchor="_Toc219211883" w:history="1">
+          <w:hyperlink w:anchor="_Toc224287797" w:history="1">
             <w:r>
               <w:rPr>
                 <w:rStyle w:val="Hyperlink"/>
@@ -6245,7 +6245,7 @@
                 <w:noProof/>
                 <w:webHidden/>
               </w:rPr>
-              <w:instrText xml:space="preserve"> PAGEREF _Toc219211883 \h </w:instrText>
+              <w:instrText xml:space="preserve"> PAGEREF _Toc224287797 \h </w:instrText>
             </w:r>
             <w:r>
               <w:rPr>
@@ -6293,7 +6293,7 @@
               <w14:ligatures w14:val="standardContextual"/>
             </w:rPr>
           </w:pPr>
-          <w:hyperlink w:anchor="_Toc219211884" w:history="1">
+          <w:hyperlink w:anchor="_Toc224287798" w:history="1">
             <w:r>
               <w:rPr>
                 <w:rStyle w:val="Hyperlink"/>
@@ -6339,7 +6339,7 @@
                 <w:noProof/>
                 <w:webHidden/>
               </w:rPr>
-              <w:instrText xml:space="preserve"> PAGEREF _Toc219211884 \h </w:instrText>
+              <w:instrText xml:space="preserve"> PAGEREF _Toc224287798 \h </w:instrText>
             </w:r>
             <w:r>
               <w:rPr>
@@ -6387,7 +6387,7 @@
               <w14:ligatures w14:val="standardContextual"/>
             </w:rPr>
           </w:pPr>
-          <w:hyperlink w:anchor="_Toc219211885" w:history="1">
+          <w:hyperlink w:anchor="_Toc224287799" w:history="1">
             <w:r>
               <w:rPr>
                 <w:rStyle w:val="Hyperlink"/>
@@ -6433,7 +6433,7 @@
                 <w:noProof/>
                 <w:webHidden/>
               </w:rPr>
-              <w:instrText xml:space="preserve"> PAGEREF _Toc219211885 \h </w:instrText>
+              <w:instrText xml:space="preserve"> PAGEREF _Toc224287799 \h </w:instrText>
             </w:r>
             <w:r>
               <w:rPr>
@@ -6476,7 +6476,7 @@
               <w14:ligatures w14:val="standardContextual"/>
             </w:rPr>
           </w:pPr>
-          <w:hyperlink w:anchor="_Toc219211886" w:history="1">
+          <w:hyperlink w:anchor="_Toc224287800" w:history="1">
             <w:r>
               <w:rPr>
                 <w:rStyle w:val="Hyperlink"/>
@@ -6516,7 +6516,7 @@
               <w:rPr>
                 <w:webHidden/>
               </w:rPr>
-              <w:instrText xml:space="preserve"> PAGEREF _Toc219211886 \h </w:instrText>
+              <w:instrText xml:space="preserve"> PAGEREF _Toc224287800 \h </w:instrText>
             </w:r>
             <w:r>
               <w:rPr>
@@ -6560,7 +6560,7 @@
               <w14:ligatures w14:val="standardContextual"/>
             </w:rPr>
           </w:pPr>
-          <w:hyperlink w:anchor="_Toc219211887" w:history="1">
+          <w:hyperlink w:anchor="_Toc224287801" w:history="1">
             <w:r>
               <w:rPr>
                 <w:rStyle w:val="Hyperlink"/>
@@ -6606,7 +6606,7 @@
                 <w:noProof/>
                 <w:webHidden/>
               </w:rPr>
-              <w:instrText xml:space="preserve"> PAGEREF _Toc219211887 \h </w:instrText>
+              <w:instrText xml:space="preserve"> PAGEREF _Toc224287801 \h </w:instrText>
             </w:r>
             <w:r>
               <w:rPr>
@@ -6654,7 +6654,7 @@
               <w14:ligatures w14:val="standardContextual"/>
             </w:rPr>
           </w:pPr>
-          <w:hyperlink w:anchor="_Toc219211888" w:history="1">
+          <w:hyperlink w:anchor="_Toc224287802" w:history="1">
             <w:r>
               <w:rPr>
                 <w:rStyle w:val="Hyperlink"/>
@@ -6700,7 +6700,7 @@
                 <w:noProof/>
                 <w:webHidden/>
               </w:rPr>
-              <w:instrText xml:space="preserve"> PAGEREF _Toc219211888 \h </w:instrText>
+              <w:instrText xml:space="preserve"> PAGEREF _Toc224287802 \h </w:instrText>
             </w:r>
             <w:r>
               <w:rPr>
@@ -6748,7 +6748,7 @@
               <w14:ligatures w14:val="standardContextual"/>
             </w:rPr>
           </w:pPr>
-          <w:hyperlink w:anchor="_Toc219211889" w:history="1">
+          <w:hyperlink w:anchor="_Toc224287803" w:history="1">
             <w:r>
               <w:rPr>
                 <w:rStyle w:val="Hyperlink"/>
@@ -6794,7 +6794,7 @@
                 <w:noProof/>
                 <w:webHidden/>
               </w:rPr>
-              <w:instrText xml:space="preserve"> PAGEREF _Toc219211889 \h </w:instrText>
+              <w:instrText xml:space="preserve"> PAGEREF _Toc224287803 \h </w:instrText>
             </w:r>
             <w:r>
               <w:rPr>
@@ -6842,7 +6842,7 @@
               <w14:ligatures w14:val="standardContextual"/>
             </w:rPr>
           </w:pPr>
-          <w:hyperlink w:anchor="_Toc219211890" w:history="1">
+          <w:hyperlink w:anchor="_Toc224287804" w:history="1">
             <w:r>
               <w:rPr>
                 <w:rStyle w:val="Hyperlink"/>
@@ -6888,7 +6888,7 @@
                 <w:noProof/>
                 <w:webHidden/>
               </w:rPr>
-              <w:instrText xml:space="preserve"> PAGEREF _Toc219211890 \h </w:instrText>
+              <w:instrText xml:space="preserve"> PAGEREF _Toc224287804 \h </w:instrText>
             </w:r>
             <w:r>
               <w:rPr>
@@ -6936,7 +6936,7 @@
               <w14:ligatures w14:val="standardContextual"/>
             </w:rPr>
           </w:pPr>
-          <w:hyperlink w:anchor="_Toc219211891" w:history="1">
+          <w:hyperlink w:anchor="_Toc224287805" w:history="1">
             <w:r>
               <w:rPr>
                 <w:rStyle w:val="Hyperlink"/>
@@ -6982,7 +6982,7 @@
                 <w:noProof/>
                 <w:webHidden/>
               </w:rPr>
-              <w:instrText xml:space="preserve"> PAGEREF _Toc219211891 \h </w:instrText>
+              <w:instrText xml:space="preserve"> PAGEREF _Toc224287805 \h </w:instrText>
             </w:r>
             <w:r>
               <w:rPr>
@@ -7030,7 +7030,7 @@
               <w14:ligatures w14:val="standardContextual"/>
             </w:rPr>
           </w:pPr>
-          <w:hyperlink w:anchor="_Toc219211892" w:history="1">
+          <w:hyperlink w:anchor="_Toc224287806" w:history="1">
             <w:r>
               <w:rPr>
                 <w:rStyle w:val="Hyperlink"/>
@@ -7076,7 +7076,7 @@
                 <w:noProof/>
                 <w:webHidden/>
               </w:rPr>
-              <w:instrText xml:space="preserve"> PAGEREF _Toc219211892 \h </w:instrText>
+              <w:instrText xml:space="preserve"> PAGEREF _Toc224287806 \h </w:instrText>
             </w:r>
             <w:r>
               <w:rPr>
@@ -7124,7 +7124,7 @@
               <w14:ligatures w14:val="standardContextual"/>
             </w:rPr>
           </w:pPr>
-          <w:hyperlink w:anchor="_Toc219211893" w:history="1">
+          <w:hyperlink w:anchor="_Toc224287807" w:history="1">
             <w:r>
               <w:rPr>
                 <w:rStyle w:val="Hyperlink"/>
@@ -7170,7 +7170,7 @@
                 <w:noProof/>
                 <w:webHidden/>
               </w:rPr>
-              <w:instrText xml:space="preserve"> PAGEREF _Toc219211893 \h </w:instrText>
+              <w:instrText xml:space="preserve"> PAGEREF _Toc224287807 \h </w:instrText>
             </w:r>
             <w:r>
               <w:rPr>
@@ -7213,7 +7213,7 @@
               <w14:ligatures w14:val="standardContextual"/>
             </w:rPr>
           </w:pPr>
-          <w:hyperlink w:anchor="_Toc219211894" w:history="1">
+          <w:hyperlink w:anchor="_Toc224287808" w:history="1">
             <w:r>
               <w:rPr>
                 <w:rStyle w:val="Hyperlink"/>
@@ -7253,7 +7253,7 @@
               <w:rPr>
                 <w:webHidden/>
               </w:rPr>
-              <w:instrText xml:space="preserve"> PAGEREF _Toc219211894 \h </w:instrText>
+              <w:instrText xml:space="preserve"> PAGEREF _Toc224287808 \h </w:instrText>
             </w:r>
             <w:r>
               <w:rPr>
@@ -7297,7 +7297,7 @@
               <w14:ligatures w14:val="standardContextual"/>
             </w:rPr>
           </w:pPr>
-          <w:hyperlink w:anchor="_Toc219211895" w:history="1">
+          <w:hyperlink w:anchor="_Toc224287809" w:history="1">
             <w:r>
               <w:rPr>
                 <w:rStyle w:val="Hyperlink"/>
@@ -7343,7 +7343,7 @@
                 <w:noProof/>
                 <w:webHidden/>
               </w:rPr>
-              <w:instrText xml:space="preserve"> PAGEREF _Toc219211895 \h </w:instrText>
+              <w:instrText xml:space="preserve"> PAGEREF _Toc224287809 \h </w:instrText>
             </w:r>
             <w:r>
               <w:rPr>
@@ -7391,7 +7391,7 @@
               <w14:ligatures w14:val="standardContextual"/>
             </w:rPr>
           </w:pPr>
-          <w:hyperlink w:anchor="_Toc219211896" w:history="1">
+          <w:hyperlink w:anchor="_Toc224287810" w:history="1">
             <w:r>
               <w:rPr>
                 <w:rStyle w:val="Hyperlink"/>
@@ -7437,7 +7437,7 @@
                 <w:noProof/>
                 <w:webHidden/>
               </w:rPr>
-              <w:instrText xml:space="preserve"> PAGEREF _Toc219211896 \h </w:instrText>
+              <w:instrText xml:space="preserve"> PAGEREF _Toc224287810 \h </w:instrText>
             </w:r>
             <w:r>
               <w:rPr>
@@ -7485,7 +7485,7 @@
               <w14:ligatures w14:val="standardContextual"/>
             </w:rPr>
           </w:pPr>
-          <w:hyperlink w:anchor="_Toc219211897" w:history="1">
+          <w:hyperlink w:anchor="_Toc224287811" w:history="1">
             <w:r>
               <w:rPr>
                 <w:rStyle w:val="Hyperlink"/>
@@ -7527,7 +7527,7 @@
               <w:rPr>
                 <w:webHidden/>
               </w:rPr>
-              <w:instrText xml:space="preserve"> PAGEREF _Toc219211897 \h </w:instrText>
+              <w:instrText xml:space="preserve"> PAGEREF _Toc224287811 \h </w:instrText>
             </w:r>
             <w:r>
               <w:rPr>
@@ -7566,7 +7566,7 @@
               <w14:ligatures w14:val="standardContextual"/>
             </w:rPr>
           </w:pPr>
-          <w:hyperlink w:anchor="_Toc219211898" w:history="1">
+          <w:hyperlink w:anchor="_Toc224287812" w:history="1">
             <w:r>
               <w:rPr>
                 <w:rStyle w:val="Hyperlink"/>
@@ -7606,7 +7606,7 @@
               <w:rPr>
                 <w:webHidden/>
               </w:rPr>
-              <w:instrText xml:space="preserve"> PAGEREF _Toc219211898 \h </w:instrText>
+              <w:instrText xml:space="preserve"> PAGEREF _Toc224287812 \h </w:instrText>
             </w:r>
             <w:r>
               <w:rPr>
@@ -7650,7 +7650,7 @@
               <w14:ligatures w14:val="standardContextual"/>
             </w:rPr>
           </w:pPr>
-          <w:hyperlink w:anchor="_Toc219211899" w:history="1">
+          <w:hyperlink w:anchor="_Toc224287813" w:history="1">
             <w:r>
               <w:rPr>
                 <w:rStyle w:val="Hyperlink"/>
@@ -7696,7 +7696,7 @@
                 <w:noProof/>
                 <w:webHidden/>
               </w:rPr>
-              <w:instrText xml:space="preserve"> PAGEREF _Toc219211899 \h </w:instrText>
+              <w:instrText xml:space="preserve"> PAGEREF _Toc224287813 \h </w:instrText>
             </w:r>
             <w:r>
               <w:rPr>
@@ -7744,7 +7744,7 @@
               <w14:ligatures w14:val="standardContextual"/>
             </w:rPr>
           </w:pPr>
-          <w:hyperlink w:anchor="_Toc219211900" w:history="1">
+          <w:hyperlink w:anchor="_Toc224287814" w:history="1">
             <w:r>
               <w:rPr>
                 <w:rStyle w:val="Hyperlink"/>
@@ -7790,7 +7790,7 @@
                 <w:noProof/>
                 <w:webHidden/>
               </w:rPr>
-              <w:instrText xml:space="preserve"> PAGEREF _Toc219211900 \h </w:instrText>
+              <w:instrText xml:space="preserve"> PAGEREF _Toc224287814 \h </w:instrText>
             </w:r>
             <w:r>
               <w:rPr>
@@ -7838,7 +7838,7 @@
               <w14:ligatures w14:val="standardContextual"/>
             </w:rPr>
           </w:pPr>
-          <w:hyperlink w:anchor="_Toc219211901" w:history="1">
+          <w:hyperlink w:anchor="_Toc224287815" w:history="1">
             <w:r>
               <w:rPr>
                 <w:rStyle w:val="Hyperlink"/>
@@ -7880,7 +7880,7 @@
               <w:rPr>
                 <w:webHidden/>
               </w:rPr>
-              <w:instrText xml:space="preserve"> PAGEREF _Toc219211901 \h </w:instrText>
+              <w:instrText xml:space="preserve"> PAGEREF _Toc224287815 \h </w:instrText>
             </w:r>
             <w:r>
               <w:rPr>
@@ -7941,7 +7941,7 @@
         </w:numPr>
       </w:pPr>
       <w:bookmarkStart w:id="0" w:name="_Ref139883805"/>
-      <w:bookmarkStart w:id="1" w:name="_Toc219211816"/>
+      <w:bookmarkStart w:id="1" w:name="_Toc224287730"/>
       <w:r>
         <w:lastRenderedPageBreak/>
         <w:t>Introduction</w:t>
@@ -8799,7 +8799,7 @@
         </w:numPr>
         <w:ind w:left="578" w:hanging="578"/>
       </w:pPr>
-      <w:bookmarkStart w:id="2" w:name="_Toc219211817"/>
+      <w:bookmarkStart w:id="2" w:name="_Toc224287731"/>
       <w:r>
         <w:lastRenderedPageBreak/>
         <w:t>The process – a summary</w:t>
@@ -9242,7 +9242,7 @@
       </w:pPr>
       <w:bookmarkStart w:id="3" w:name="_Ref219187841"/>
       <w:bookmarkStart w:id="4" w:name="_Ref219185828"/>
-      <w:bookmarkStart w:id="5" w:name="_Toc219211818"/>
+      <w:bookmarkStart w:id="5" w:name="_Toc224287732"/>
       <w:r>
         <w:lastRenderedPageBreak/>
         <w:t>Make sure your environment is configured</w:t>
@@ -9288,7 +9288,7 @@
         <w:ind w:left="578" w:hanging="578"/>
       </w:pPr>
       <w:bookmarkStart w:id="6" w:name="_Ref219187817"/>
-      <w:bookmarkStart w:id="7" w:name="_Toc219211819"/>
+      <w:bookmarkStart w:id="7" w:name="_Toc224287733"/>
       <w:r>
         <w:t>Before you start</w:t>
       </w:r>
@@ -9311,7 +9311,7 @@
           <w:numId w:val="1"/>
         </w:numPr>
       </w:pPr>
-      <w:bookmarkStart w:id="8" w:name="_Toc219211820"/>
+      <w:bookmarkStart w:id="8" w:name="_Toc224287734"/>
       <w:r>
         <w:t>Program environment</w:t>
       </w:r>
@@ -9373,7 +9373,7 @@
           <w:numId w:val="1"/>
         </w:numPr>
       </w:pPr>
-      <w:bookmarkStart w:id="9" w:name="_Toc219211821"/>
+      <w:bookmarkStart w:id="9" w:name="_Toc224287735"/>
       <w:r>
         <w:t>JAR file</w:t>
       </w:r>
@@ -9402,7 +9402,7 @@
         </w:numPr>
       </w:pPr>
       <w:bookmarkStart w:id="10" w:name="_Ref219188525"/>
-      <w:bookmarkStart w:id="11" w:name="_Toc219211822"/>
+      <w:bookmarkStart w:id="11" w:name="_Toc224287736"/>
       <w:r>
         <w:t>Folder structure</w:t>
       </w:r>
@@ -9414,7 +9414,13 @@
         <w:pStyle w:val="JNormal"/>
       </w:pPr>
       <w:r>
-        <w:t>Not absolutely essential, but I strongly recommend creating a folder under which all of your text will be stored (directly or indirectly – there is nothing to prevent you from creating a substructure of your own below this, so that related texts can be grouped together.</w:t>
+        <w:t>Not absolutely essential, but I strongly recommend creating a folder under which all of your text will be stored (directly or indirectly – there is nothing to prevent you from creating a substructure of your own below this, so that related texts can be grouped together</w:t>
+      </w:r>
+      <w:r>
+        <w:t>)</w:t>
+      </w:r>
+      <w:r>
+        <w:t>.</w:t>
       </w:r>
     </w:p>
     <w:p>
@@ -9427,7 +9433,7 @@
       </w:pPr>
       <w:bookmarkStart w:id="12" w:name="_Ref219199118"/>
       <w:bookmarkStart w:id="13" w:name="_Ref219205746"/>
-      <w:bookmarkStart w:id="14" w:name="_Toc219211823"/>
+      <w:bookmarkStart w:id="14" w:name="_Toc224287737"/>
       <w:r>
         <w:t>Environment variable</w:t>
       </w:r>
@@ -9486,7 +9492,10 @@
         <w:pStyle w:val="JNormal"/>
       </w:pPr>
       <w:r>
-        <w:t>It should contain at least the following settings (you can add more if you wish):</w:t>
+        <w:t>The environment variable</w:t>
+      </w:r>
+      <w:r>
+        <w:t xml:space="preserve"> should contain at least the following settings (you can add more if you wish):</w:t>
       </w:r>
     </w:p>
     <w:tbl>
@@ -9984,6 +9993,17 @@
     </w:p>
     <w:p>
       <w:pPr>
+        <w:pStyle w:val="JNormal"/>
+      </w:pPr>
+      <w:r>
+        <w:t>As in the examples above, p</w:t>
+      </w:r>
+      <w:r>
+        <w:t>ath values should use / as level separators, rather than the \ which Windows uses.</w:t>
+      </w:r>
+    </w:p>
+    <w:p>
+      <w:pPr>
         <w:pStyle w:val="Heading1"/>
         <w:numPr>
           <w:ilvl w:val="0"/>
@@ -9991,7 +10011,7 @@
         </w:numPr>
       </w:pPr>
       <w:bookmarkStart w:id="15" w:name="_Ref219188064"/>
-      <w:bookmarkStart w:id="16" w:name="_Toc219211824"/>
+      <w:bookmarkStart w:id="16" w:name="_Toc224287738"/>
       <w:r>
         <w:lastRenderedPageBreak/>
         <w:t>Consider where this module fits in your overall workflow</w:t>
@@ -10069,57 +10089,202 @@
         <w:pStyle w:val="JNormal"/>
       </w:pPr>
       <w:r>
-        <w:t>This matters because it may influence how you organise the config data for the module.</w:t>
+        <w:t>This matters because it may influence how you organise the config data for the module</w:t>
+      </w:r>
+      <w:r>
+        <w:t>:</w:t>
       </w:r>
     </w:p>
     <w:p>
       <w:pPr>
         <w:pStyle w:val="JNormal"/>
-      </w:pPr>
-      <w:r>
-        <w:t>If you are starting from scratch and will be working on a number of modules which will have certain parts of their config data in common (perhaps because all are supplied by the same organisation and you need information describing that organisation), it may be helpful to arrange the config data in such a way that common data can go in a shared file.</w:t>
+        <w:numPr>
+          <w:ilvl w:val="0"/>
+          <w:numId w:val="32"/>
+        </w:numPr>
+        <w:ind w:left="357" w:hanging="357"/>
+      </w:pPr>
+      <w:r>
+        <w:rPr>
+          <w:b/>
+          <w:bCs/>
+        </w:rPr>
+        <w:t xml:space="preserve">Starting from scratch and working on modules which have little or nothing in common?  </w:t>
+      </w:r>
+      <w:r>
+        <w:t>Set</w:t>
+      </w:r>
+      <w:r>
+        <w:t xml:space="preserve"> up your folder and config data structure in whatever form you find most convenient.</w:t>
       </w:r>
     </w:p>
     <w:p>
       <w:pPr>
         <w:pStyle w:val="JNormal"/>
-      </w:pPr>
-      <w:r>
-        <w:t>If you are updating an existing module for which you have a repository package, this may be less of an issue – you can work directly with the unzipped repository package.  Nonetheless if you have a number of existing modules and need to make updates to config data which all of them originally had in common, it may possibly be worth your while setting up a common folder arrangement so that you need make changes only once to a shared copy.</w:t>
+        <w:numPr>
+          <w:ilvl w:val="0"/>
+          <w:numId w:val="32"/>
+        </w:numPr>
+        <w:ind w:left="357" w:hanging="357"/>
+      </w:pPr>
+      <w:r>
+        <w:rPr>
+          <w:b/>
+          <w:bCs/>
+        </w:rPr>
+        <w:t xml:space="preserve">Starting from scratch and working on modules which </w:t>
+      </w:r>
+      <w:r>
+        <w:rPr>
+          <w:b/>
+          <w:bCs/>
+        </w:rPr>
+        <w:t>have a fair amount of shared characteristics</w:t>
+      </w:r>
+      <w:r>
+        <w:rPr>
+          <w:b/>
+          <w:bCs/>
+        </w:rPr>
+        <w:t xml:space="preserve">?  </w:t>
+      </w:r>
+      <w:r>
+        <w:t xml:space="preserve">(For example, </w:t>
+      </w:r>
+      <w:r>
+        <w:t xml:space="preserve">perhaps working on a whole set of texts from the same publisher, where it might conceivably be useful to share configuration information describing the publisher.)  You can just handle each of these individually as in the previous bullet point.  But you </w:t>
+      </w:r>
+      <w:r>
+        <w:rPr>
+          <w:i/>
+          <w:iCs/>
+        </w:rPr>
+        <w:t>might</w:t>
+      </w:r>
+      <w:r>
+        <w:t xml:space="preserve"> find it useful to set up a structure which enables you to share config data among the various texts.  </w:t>
+      </w:r>
+      <w:r>
+        <w:t xml:space="preserve">Config data is discussed in section </w:t>
+      </w:r>
+      <w:r>
+        <w:fldChar w:fldCharType="begin"/>
+      </w:r>
+      <w:r>
+        <w:instrText xml:space="preserve"> REF _Ref219189899 \r \h </w:instrText>
+      </w:r>
+      <w:r>
+        <w:fldChar w:fldCharType="separate"/>
+      </w:r>
+      <w:r>
+        <w:t>5</w:t>
+      </w:r>
+      <w:r>
+        <w:fldChar w:fldCharType="end"/>
+      </w:r>
+      <w:r>
+        <w:t>.</w:t>
       </w:r>
     </w:p>
     <w:p>
       <w:pPr>
         <w:pStyle w:val="JNormal"/>
-      </w:pPr>
-      <w:r>
-        <w:t>And one other thing.  If you are working with an existing repository package, it may or may not reflect current thinking on things like config.  If it does not, you may want to consider bringing it into line with the latest way of working before you set about making other changes.</w:t>
+        <w:numPr>
+          <w:ilvl w:val="0"/>
+          <w:numId w:val="32"/>
+        </w:numPr>
+        <w:ind w:left="357" w:hanging="357"/>
+        <w:rPr>
+          <w:b/>
+          <w:bCs/>
+        </w:rPr>
+      </w:pPr>
+      <w:r>
+        <w:rPr>
+          <w:b/>
+          <w:bCs/>
+        </w:rPr>
+        <w:t xml:space="preserve">Updating an existing module? </w:t>
+      </w:r>
+      <w:r>
+        <w:t>The repository package will contain all of the information you need, structured in such a way that you can work with it immediately – there is no need to worry about restructuring it.</w:t>
       </w:r>
     </w:p>
     <w:p>
       <w:pPr>
         <w:pStyle w:val="JNormal"/>
-      </w:pPr>
-      <w:r>
-        <w:t xml:space="preserve">Config data is discussed in section </w:t>
-      </w:r>
-      <w:r>
-        <w:fldChar w:fldCharType="begin"/>
-      </w:r>
-      <w:r>
-        <w:instrText xml:space="preserve"> REF _Ref219189899 \r \h </w:instrText>
-      </w:r>
-      <w:r>
-        <w:fldChar w:fldCharType="separate"/>
-      </w:r>
-      <w:r>
-        <w:t>5</w:t>
-      </w:r>
-      <w:r>
-        <w:fldChar w:fldCharType="end"/>
-      </w:r>
-      <w:r>
-        <w:t>.</w:t>
+        <w:numPr>
+          <w:ilvl w:val="0"/>
+          <w:numId w:val="32"/>
+        </w:numPr>
+        <w:spacing w:after="240"/>
+        <w:ind w:left="357" w:hanging="357"/>
+        <w:rPr>
+          <w:b/>
+          <w:bCs/>
+        </w:rPr>
+      </w:pPr>
+      <w:r>
+        <w:rPr>
+          <w:b/>
+          <w:bCs/>
+        </w:rPr>
+        <w:t xml:space="preserve">Updating </w:t>
+      </w:r>
+      <w:r>
+        <w:rPr>
+          <w:b/>
+          <w:bCs/>
+        </w:rPr>
+        <w:t xml:space="preserve">a number of </w:t>
+      </w:r>
+      <w:r>
+        <w:rPr>
+          <w:b/>
+          <w:bCs/>
+        </w:rPr>
+        <w:t>existing module</w:t>
+      </w:r>
+      <w:r>
+        <w:rPr>
+          <w:b/>
+          <w:bCs/>
+        </w:rPr>
+        <w:t>s with shared characteristics</w:t>
+      </w:r>
+      <w:r>
+        <w:rPr>
+          <w:b/>
+          <w:bCs/>
+        </w:rPr>
+        <w:t xml:space="preserve">? </w:t>
+      </w:r>
+      <w:r>
+        <w:t xml:space="preserve">Your call: you can just process each in its own right, as described in the previous bullet point.  There may </w:t>
+      </w:r>
+      <w:r>
+        <w:rPr>
+          <w:i/>
+          <w:iCs/>
+        </w:rPr>
+        <w:t>possibly</w:t>
+      </w:r>
+      <w:r>
+        <w:t xml:space="preserve"> be some benefits in modifying things so that you can set up a shared structure, but only if it is the common data which you need to modify.</w:t>
+      </w:r>
+    </w:p>
+    <w:p>
+      <w:pPr>
+        <w:pStyle w:val="JNormal"/>
+      </w:pPr>
+      <w:r>
+        <w:t>And one other thing.  If you are working with an existing repository package, it may or may not reflect current thinking on things like config</w:t>
+      </w:r>
+      <w:r>
+        <w:t>, which unfortunately has been changed many times</w:t>
+      </w:r>
+      <w:r>
+        <w:t>.  If it does not, you may want to consider bringing it into line with the latest way of working before you set about making other changes.</w:t>
       </w:r>
     </w:p>
     <w:p>
@@ -10131,7 +10296,7 @@
         </w:numPr>
       </w:pPr>
       <w:bookmarkStart w:id="17" w:name="_Ref219186561"/>
-      <w:bookmarkStart w:id="18" w:name="_Toc219211825"/>
+      <w:bookmarkStart w:id="18" w:name="_Toc224287739"/>
       <w:r>
         <w:lastRenderedPageBreak/>
         <w:t>Create a root folder for the text</w:t>
@@ -10484,6 +10649,9 @@
       <w:r>
         <w:t xml:space="preserve">  Often this will be obvious.  If you have any doubts, there’s further discussion below in the optional section.</w:t>
       </w:r>
+      <w:r>
+        <w:t xml:space="preserve">  Use the vernacular abbreviation if that uses Roman characters.  Otherwise use the English abbreviation.</w:t>
+      </w:r>
     </w:p>
     <w:p>
       <w:pPr>
@@ -10558,7 +10726,13 @@
         <w:t xml:space="preserve"> </w:t>
       </w:r>
       <w:r>
-        <w:t xml:space="preserve">portion indicates how this text should be handled.  </w:t>
+        <w:t>portion indicates how this text should be handled.</w:t>
+      </w:r>
+      <w:r>
+        <w:t xml:space="preserve">  Historically the options have been</w:t>
+      </w:r>
+      <w:r>
+        <w:t xml:space="preserve"> </w:t>
       </w:r>
       <w:r>
         <w:rPr>
@@ -10568,7 +10742,7 @@
         <w:t>step</w:t>
       </w:r>
       <w:r>
-        <w:t xml:space="preserve"> indicates that we will generate a STEPBible module only from the text.  </w:t>
+        <w:t xml:space="preserve">, </w:t>
       </w:r>
       <w:r>
         <w:rPr>
@@ -10578,39 +10752,104 @@
         <w:t>public</w:t>
       </w:r>
       <w:r>
-        <w:t xml:space="preserve"> indicates we will generate only a publicly available text.  </w:t>
+        <w:t xml:space="preserve">, </w:t>
       </w:r>
       <w:r>
         <w:rPr>
           <w:i/>
           <w:iCs/>
         </w:rPr>
-        <w:t>publicStep</w:t>
-      </w:r>
-      <w:r>
-        <w:t xml:space="preserve"> indicates that we will generate both.  This portion is not case-sensitive.  If omitted, </w:t>
+        <w:t>stepPublic</w:t>
+      </w:r>
+      <w:r>
+        <w:t xml:space="preserve">, and </w:t>
       </w:r>
       <w:r>
         <w:rPr>
           <w:i/>
           <w:iCs/>
         </w:rPr>
+        <w:t>publicStep</w:t>
+      </w:r>
+      <w:r>
+        <w:t xml:space="preserve">, the last two being equivalent.  These are still supported for the sake of backward compatibility, but the only relevant option now is </w:t>
+      </w:r>
+      <w:r>
+        <w:rPr>
+          <w:i/>
+          <w:iCs/>
+        </w:rPr>
+        <w:t>public</w:t>
+      </w:r>
+      <w:r>
+        <w:t>:</w:t>
+      </w:r>
+    </w:p>
+    <w:p>
+      <w:pPr>
+        <w:pStyle w:val="JNormal"/>
+        <w:numPr>
+          <w:ilvl w:val="1"/>
+          <w:numId w:val="34"/>
+        </w:numPr>
+        <w:ind w:left="714" w:hanging="357"/>
+      </w:pPr>
+      <w:r>
+        <w:t xml:space="preserve">If the suffix is </w:t>
+      </w:r>
+      <w:r>
+        <w:rPr>
+          <w:i/>
+          <w:iCs/>
+        </w:rPr>
         <w:t>step</w:t>
       </w:r>
       <w:r>
-        <w:t xml:space="preserve"> is assumed</w:t>
+        <w:t xml:space="preserve"> (not case-sensitive), or is omitted altogether, we generate only a STEPBible module.</w:t>
+      </w:r>
+    </w:p>
+    <w:p>
+      <w:pPr>
+        <w:pStyle w:val="JNormal"/>
+        <w:numPr>
+          <w:ilvl w:val="1"/>
+          <w:numId w:val="34"/>
+        </w:numPr>
+        <w:spacing w:after="240"/>
+        <w:ind w:left="714" w:hanging="357"/>
+      </w:pPr>
+      <w:r>
+        <w:t xml:space="preserve">If the suffix is anything else (ie </w:t>
+      </w:r>
+      <w:r>
+        <w:rPr>
+          <w:i/>
+          <w:iCs/>
+        </w:rPr>
+        <w:t>public</w:t>
       </w:r>
       <w:r>
         <w:t xml:space="preserve">, </w:t>
       </w:r>
       <w:r>
-        <w:t xml:space="preserve">mainly for backward compatibility.  On new texts, I recommend always </w:t>
-      </w:r>
-      <w:r>
-        <w:t xml:space="preserve">overtly </w:t>
-      </w:r>
-      <w:r>
-        <w:t>including this portion for the sake of clarity.</w:t>
+        <w:rPr>
+          <w:i/>
+          <w:iCs/>
+        </w:rPr>
+        <w:t>stepPublic</w:t>
+      </w:r>
+      <w:r>
+        <w:t xml:space="preserve"> or </w:t>
+      </w:r>
+      <w:r>
+        <w:rPr>
+          <w:i/>
+          <w:iCs/>
+        </w:rPr>
+        <w:t>publicStep</w:t>
+      </w:r>
+      <w:r>
+        <w:t>, not case-sensitive), we generate both a public and a STEPBible module (even if there are no differences between the two).  Note, in this case, that a single run of the converter creates only a single flavour of the module, so each time you run it, you have to indicate, on the command line, which flavour that run is to produce.</w:t>
       </w:r>
     </w:p>
     <w:p>
@@ -10623,7 +10862,19 @@
         <w:ind w:left="357" w:hanging="357"/>
       </w:pPr>
       <w:r>
-        <w:t>It’s important to get this right, because the folder name is parsed to provide information for the conversion process.</w:t>
+        <w:t xml:space="preserve">It’s important to get </w:t>
+      </w:r>
+      <w:r>
+        <w:t>the folder name</w:t>
+      </w:r>
+      <w:r>
+        <w:t xml:space="preserve"> right, because </w:t>
+      </w:r>
+      <w:r>
+        <w:t>it</w:t>
+      </w:r>
+      <w:r>
+        <w:t xml:space="preserve"> name is parsed to provide information for the conversion process.</w:t>
       </w:r>
     </w:p>
     <w:p>
@@ -10637,11 +10888,12 @@
           <w:color w:val="EE0000"/>
         </w:rPr>
       </w:pPr>
-      <w:bookmarkStart w:id="19" w:name="_Toc219211826"/>
+      <w:bookmarkStart w:id="19" w:name="_Toc224287740"/>
       <w:r>
         <w:rPr>
           <w:color w:val="EE0000"/>
         </w:rPr>
+        <w:lastRenderedPageBreak/>
         <w:t>Optional: The abbreviated Bible name</w:t>
       </w:r>
       <w:bookmarkEnd w:id="19"/>
@@ -10673,15 +10925,7 @@
           <w:sz w:val="21"/>
           <w:szCs w:val="21"/>
         </w:rPr>
-        <w:t xml:space="preserve">Very often the translators will have provided an abbreviated name for you.  Where this is the case, if you have both an English and a vernacular form, use the latter if available and in Roman characters, otherwise </w:t>
-      </w:r>
-      <w:r>
-        <w:rPr>
-          <w:sz w:val="21"/>
-          <w:szCs w:val="21"/>
-        </w:rPr>
-        <w:lastRenderedPageBreak/>
-        <w:t>the English form.  If none is supplied, you will have to make one up.  It needs to be unique</w:t>
+        <w:t>Very often the translators will have provided an abbreviated name for you.  Where this is the case, if you have both an English and a vernacular form, use the latter if available and in Roman characters, otherwise the English form.  If none is supplied, you will have to make one up.  It needs to be unique</w:t>
       </w:r>
       <w:r>
         <w:rPr>
@@ -10807,7 +11051,7 @@
         </w:numPr>
       </w:pPr>
       <w:bookmarkStart w:id="20" w:name="_Ref219187017"/>
-      <w:bookmarkStart w:id="21" w:name="_Toc219211827"/>
+      <w:bookmarkStart w:id="21" w:name="_Toc224287741"/>
       <w:r>
         <w:lastRenderedPageBreak/>
         <w:t>Create the folder hierarchy below the root</w:t>
@@ -11460,7 +11704,7 @@
         </w:numPr>
       </w:pPr>
       <w:bookmarkStart w:id="22" w:name="_Ref219189899"/>
-      <w:bookmarkStart w:id="23" w:name="_Toc219211828"/>
+      <w:bookmarkStart w:id="23" w:name="_Toc224287742"/>
       <w:r>
         <w:lastRenderedPageBreak/>
         <w:t>Set up the config information</w:t>
@@ -11478,7 +11722,7 @@
         <w:spacing w:before="0"/>
         <w:ind w:left="578" w:hanging="578"/>
       </w:pPr>
-      <w:bookmarkStart w:id="24" w:name="_Toc219211829"/>
+      <w:bookmarkStart w:id="24" w:name="_Toc224287743"/>
       <w:r>
         <w:t>The essential files</w:t>
       </w:r>
@@ -11718,7 +11962,7 @@
           <w:numId w:val="1"/>
         </w:numPr>
       </w:pPr>
-      <w:bookmarkStart w:id="25" w:name="_Toc219211830"/>
+      <w:bookmarkStart w:id="25" w:name="_Toc224287744"/>
       <w:r>
         <w:t>step.xlsx</w:t>
       </w:r>
@@ -11886,7 +12130,7 @@
         </w:numPr>
       </w:pPr>
       <w:bookmarkStart w:id="26" w:name="_Ref219211530"/>
-      <w:bookmarkStart w:id="27" w:name="_Toc219211831"/>
+      <w:bookmarkStart w:id="27" w:name="_Toc224287745"/>
       <w:r>
         <w:lastRenderedPageBreak/>
         <w:t>Config syntax</w:t>
@@ -12769,7 +13013,7 @@
         </w:numPr>
       </w:pPr>
       <w:bookmarkStart w:id="28" w:name="_Ref219190860"/>
-      <w:bookmarkStart w:id="29" w:name="_Toc219211832"/>
+      <w:bookmarkStart w:id="29" w:name="_Toc224287746"/>
       <w:r>
         <w:lastRenderedPageBreak/>
         <w:t>Run the converter</w:t>
@@ -12818,7 +13062,7 @@
         <w:spacing w:before="400"/>
         <w:ind w:left="578" w:hanging="578"/>
       </w:pPr>
-      <w:bookmarkStart w:id="31" w:name="_Toc219211833"/>
+      <w:bookmarkStart w:id="31" w:name="_Toc224287747"/>
       <w:bookmarkEnd w:id="30"/>
       <w:r>
         <w:t>The command line</w:t>
@@ -12883,7 +13127,7 @@
         </w:numPr>
       </w:pPr>
       <w:bookmarkStart w:id="32" w:name="_Ref175735639"/>
-      <w:bookmarkStart w:id="33" w:name="_Toc219211834"/>
+      <w:bookmarkStart w:id="33" w:name="_Toc224287748"/>
       <w:r>
         <w:t>Command-line options</w:t>
       </w:r>
@@ -14784,7 +15028,7 @@
         <w:ind w:left="578" w:hanging="578"/>
       </w:pPr>
       <w:bookmarkStart w:id="34" w:name="_Ref66349446"/>
-      <w:bookmarkStart w:id="35" w:name="_Toc219211835"/>
+      <w:bookmarkStart w:id="35" w:name="_Toc224287749"/>
       <w:r>
         <w:t>What a run looks like</w:t>
       </w:r>
@@ -14893,7 +15137,7 @@
         </w:numPr>
         <w:ind w:left="578" w:hanging="578"/>
       </w:pPr>
-      <w:bookmarkStart w:id="36" w:name="_Toc219211836"/>
+      <w:bookmarkStart w:id="36" w:name="_Toc224287750"/>
       <w:bookmarkEnd w:id="34"/>
       <w:r>
         <w:lastRenderedPageBreak/>
@@ -15179,7 +15423,7 @@
         <w:ind w:left="578" w:hanging="578"/>
       </w:pPr>
       <w:bookmarkStart w:id="37" w:name="_Ref178760428"/>
-      <w:bookmarkStart w:id="38" w:name="_Toc219211837"/>
+      <w:bookmarkStart w:id="38" w:name="_Toc224287751"/>
       <w:r>
         <w:t>Parallel processing, progress- and error- reporting</w:t>
       </w:r>
@@ -15302,7 +15546,7 @@
           <w:numId w:val="1"/>
         </w:numPr>
       </w:pPr>
-      <w:bookmarkStart w:id="39" w:name="_Toc219211838"/>
+      <w:bookmarkStart w:id="39" w:name="_Toc224287752"/>
       <w:r>
         <w:lastRenderedPageBreak/>
         <w:t>Shared metadata and the repository package</w:t>
@@ -15381,7 +15625,7 @@
           <w:szCs w:val="40"/>
         </w:rPr>
       </w:pPr>
-      <w:bookmarkStart w:id="40" w:name="_Toc219211839"/>
+      <w:bookmarkStart w:id="40" w:name="_Toc224287753"/>
       <w:bookmarkEnd w:id="40"/>
     </w:p>
     <w:p>
@@ -15393,7 +15637,7 @@
         </w:numPr>
       </w:pPr>
       <w:bookmarkStart w:id="41" w:name="_Ref159750927"/>
-      <w:bookmarkStart w:id="42" w:name="_Toc219211840"/>
+      <w:bookmarkStart w:id="42" w:name="_Toc224287754"/>
       <w:r>
         <w:lastRenderedPageBreak/>
         <w:t xml:space="preserve">The </w:t>
@@ -15733,7 +15977,7 @@
           <w:numId w:val="42"/>
         </w:numPr>
       </w:pPr>
-      <w:bookmarkStart w:id="43" w:name="_Toc219211841"/>
+      <w:bookmarkStart w:id="43" w:name="_Toc224287755"/>
       <w:r>
         <w:lastRenderedPageBreak/>
         <w:t>OSIS … and OSIS</w:t>
@@ -16172,7 +16416,7 @@
         </w:numPr>
       </w:pPr>
       <w:bookmarkStart w:id="44" w:name="_Ref174985247"/>
-      <w:bookmarkStart w:id="45" w:name="_Toc219211842"/>
+      <w:bookmarkStart w:id="45" w:name="_Toc224287756"/>
       <w:r>
         <w:lastRenderedPageBreak/>
         <w:t>Non-compliance</w:t>
@@ -16483,7 +16727,7 @@
         </w:numPr>
       </w:pPr>
       <w:bookmarkStart w:id="46" w:name="_Ref175032545"/>
-      <w:bookmarkStart w:id="47" w:name="_Toc219211843"/>
+      <w:bookmarkStart w:id="47" w:name="_Toc224287757"/>
       <w:r>
         <w:lastRenderedPageBreak/>
         <w:t xml:space="preserve">Restructuring: </w:t>
@@ -17045,7 +17289,7 @@
         </w:numPr>
       </w:pPr>
       <w:bookmarkStart w:id="48" w:name="_Ref157684647"/>
-      <w:bookmarkStart w:id="49" w:name="_Toc219211844"/>
+      <w:bookmarkStart w:id="49" w:name="_Toc224287758"/>
       <w:r>
         <w:lastRenderedPageBreak/>
         <w:t>Reversification</w:t>
@@ -17401,7 +17645,7 @@
           <w:numId w:val="42"/>
         </w:numPr>
       </w:pPr>
-      <w:bookmarkStart w:id="50" w:name="_Toc219211845"/>
+      <w:bookmarkStart w:id="50" w:name="_Toc224287759"/>
       <w:r>
         <w:lastRenderedPageBreak/>
         <w:t>Supported books</w:t>
@@ -17623,7 +17867,7 @@
         <w:ind w:left="578" w:hanging="578"/>
       </w:pPr>
       <w:bookmarkStart w:id="51" w:name="_Ref180500403"/>
-      <w:bookmarkStart w:id="52" w:name="_Toc219211846"/>
+      <w:bookmarkStart w:id="52" w:name="_Toc224287760"/>
       <w:r>
         <w:lastRenderedPageBreak/>
         <w:t>Greek Esther</w:t>
@@ -17755,7 +17999,7 @@
         </w:numPr>
       </w:pPr>
       <w:bookmarkStart w:id="53" w:name="_Ref157684650"/>
-      <w:bookmarkStart w:id="54" w:name="_Toc219211847"/>
+      <w:bookmarkStart w:id="54" w:name="_Toc224287761"/>
       <w:r>
         <w:lastRenderedPageBreak/>
         <w:t>o</w:t>
@@ -17906,7 +18150,7 @@
         </w:numPr>
       </w:pPr>
       <w:bookmarkStart w:id="55" w:name="_Ref180219601"/>
-      <w:bookmarkStart w:id="56" w:name="_Toc219211848"/>
+      <w:bookmarkStart w:id="56" w:name="_Toc224287762"/>
       <w:r>
         <w:lastRenderedPageBreak/>
         <w:t>Caveats</w:t>
@@ -17924,7 +18168,7 @@
         <w:spacing w:before="0"/>
         <w:ind w:left="578" w:hanging="578"/>
       </w:pPr>
-      <w:bookmarkStart w:id="57" w:name="_Toc219211849"/>
+      <w:bookmarkStart w:id="57" w:name="_Toc224287763"/>
       <w:r>
         <w:t>Inputs</w:t>
       </w:r>
@@ -18008,7 +18252,7 @@
           <w:numId w:val="42"/>
         </w:numPr>
       </w:pPr>
-      <w:bookmarkStart w:id="58" w:name="_Toc219211850"/>
+      <w:bookmarkStart w:id="58" w:name="_Toc224287764"/>
       <w:r>
         <w:t>Flexibility</w:t>
       </w:r>
@@ -18063,7 +18307,7 @@
       </w:pPr>
       <w:bookmarkStart w:id="59" w:name="_Ref139878582"/>
       <w:bookmarkStart w:id="60" w:name="_Ref139964046"/>
-      <w:bookmarkStart w:id="61" w:name="_Toc219211851"/>
+      <w:bookmarkStart w:id="61" w:name="_Toc224287765"/>
       <w:r>
         <w:lastRenderedPageBreak/>
         <w:t>Do you need to pre-process the text?</w:t>
@@ -18181,7 +18425,7 @@
           <w:numId w:val="42"/>
         </w:numPr>
       </w:pPr>
-      <w:bookmarkStart w:id="62" w:name="_Toc219211852"/>
+      <w:bookmarkStart w:id="62" w:name="_Toc224287766"/>
       <w:r>
         <w:t>DIY</w:t>
       </w:r>
@@ -18217,7 +18461,7 @@
           <w:numId w:val="42"/>
         </w:numPr>
       </w:pPr>
-      <w:bookmarkStart w:id="63" w:name="_Toc219211853"/>
+      <w:bookmarkStart w:id="63" w:name="_Toc224287767"/>
       <w:r>
         <w:t>Regex processing</w:t>
       </w:r>
@@ -18393,7 +18637,7 @@
           <w:numId w:val="42"/>
         </w:numPr>
       </w:pPr>
-      <w:bookmarkStart w:id="64" w:name="_Toc219211854"/>
+      <w:bookmarkStart w:id="64" w:name="_Toc224287768"/>
       <w:r>
         <w:lastRenderedPageBreak/>
         <w:t>VL-specific pre-processing</w:t>
@@ -18705,7 +18949,7 @@
           <w:numId w:val="42"/>
         </w:numPr>
       </w:pPr>
-      <w:bookmarkStart w:id="65" w:name="_Toc219211855"/>
+      <w:bookmarkStart w:id="65" w:name="_Toc224287769"/>
       <w:r>
         <w:t xml:space="preserve">Applicable to </w:t>
       </w:r>
@@ -19439,7 +19683,7 @@
         </w:numPr>
       </w:pPr>
       <w:bookmarkStart w:id="67" w:name="_Ref72852785"/>
-      <w:bookmarkStart w:id="68" w:name="_Toc219211856"/>
+      <w:bookmarkStart w:id="68" w:name="_Toc224287770"/>
       <w:r>
         <w:lastRenderedPageBreak/>
         <w:t>Philosophy and implementation</w:t>
@@ -19456,7 +19700,7 @@
         </w:numPr>
         <w:spacing w:before="0"/>
       </w:pPr>
-      <w:bookmarkStart w:id="69" w:name="_Toc219211857"/>
+      <w:bookmarkStart w:id="69" w:name="_Toc224287771"/>
       <w:r>
         <w:t>Overview</w:t>
       </w:r>
@@ -20548,7 +20792,7 @@
           <w:numId w:val="42"/>
         </w:numPr>
       </w:pPr>
-      <w:bookmarkStart w:id="70" w:name="_Toc219211858"/>
+      <w:bookmarkStart w:id="70" w:name="_Toc224287772"/>
       <w:r>
         <w:lastRenderedPageBreak/>
         <w:t>Code structure</w:t>
@@ -20675,7 +20919,7 @@
           <w:numId w:val="42"/>
         </w:numPr>
       </w:pPr>
-      <w:bookmarkStart w:id="71" w:name="_Toc219211859"/>
+      <w:bookmarkStart w:id="71" w:name="_Toc224287773"/>
       <w:r>
         <w:t>Code</w:t>
       </w:r>
@@ -20757,7 +21001,7 @@
         </w:numPr>
       </w:pPr>
       <w:bookmarkStart w:id="72" w:name="_Ref178760209"/>
-      <w:bookmarkStart w:id="73" w:name="_Toc219211860"/>
+      <w:bookmarkStart w:id="73" w:name="_Toc224287774"/>
       <w:r>
         <w:t>Parallel processing</w:t>
       </w:r>
@@ -21256,7 +21500,7 @@
         </w:numPr>
         <w:ind w:left="578" w:hanging="578"/>
       </w:pPr>
-      <w:bookmarkStart w:id="74" w:name="_Toc219211861"/>
+      <w:bookmarkStart w:id="74" w:name="_Toc224287775"/>
       <w:r>
         <w:t>Reversification</w:t>
       </w:r>
@@ -21470,7 +21714,7 @@
           <w:numId w:val="42"/>
         </w:numPr>
       </w:pPr>
-      <w:bookmarkStart w:id="75" w:name="_Toc219211862"/>
+      <w:bookmarkStart w:id="75" w:name="_Toc224287776"/>
       <w:r>
         <w:lastRenderedPageBreak/>
         <w:t>Tools etc</w:t>
@@ -21666,7 +21910,7 @@
           <w:numId w:val="42"/>
         </w:numPr>
       </w:pPr>
-      <w:bookmarkStart w:id="76" w:name="_Toc219211863"/>
+      <w:bookmarkStart w:id="76" w:name="_Toc224287777"/>
       <w:r>
         <w:lastRenderedPageBreak/>
         <w:t>OSIS conversion</w:t>
@@ -21685,7 +21929,7 @@
       </w:pPr>
       <w:bookmarkStart w:id="77" w:name="_Ref159311753"/>
       <w:bookmarkStart w:id="78" w:name="_Ref66346559"/>
-      <w:bookmarkStart w:id="79" w:name="_Toc219211864"/>
+      <w:bookmarkStart w:id="79" w:name="_Toc224287778"/>
       <w:r>
         <w:t>STEPBible</w:t>
       </w:r>
@@ -22103,7 +22347,7 @@
           <w:numId w:val="42"/>
         </w:numPr>
       </w:pPr>
-      <w:bookmarkStart w:id="80" w:name="_Toc219211865"/>
+      <w:bookmarkStart w:id="80" w:name="_Toc224287779"/>
       <w:r>
         <w:t>A special note on cross-references</w:t>
       </w:r>
@@ -22380,7 +22624,7 @@
           <w:numId w:val="42"/>
         </w:numPr>
       </w:pPr>
-      <w:bookmarkStart w:id="81" w:name="_Toc219211866"/>
+      <w:bookmarkStart w:id="81" w:name="_Toc224287780"/>
       <w:r>
         <w:lastRenderedPageBreak/>
         <w:t>A note on debugging</w:t>
@@ -22433,7 +22677,7 @@
       </w:pPr>
       <w:bookmarkStart w:id="82" w:name="_Ref73039802"/>
       <w:bookmarkStart w:id="83" w:name="_Ref103161727"/>
-      <w:bookmarkStart w:id="84" w:name="_Toc219211867"/>
+      <w:bookmarkStart w:id="84" w:name="_Toc224287781"/>
       <w:r>
         <w:lastRenderedPageBreak/>
         <w:t>Gotchas</w:t>
@@ -22741,7 +22985,7 @@
           <w:numId w:val="42"/>
         </w:numPr>
       </w:pPr>
-      <w:bookmarkStart w:id="86" w:name="_Toc219211868"/>
+      <w:bookmarkStart w:id="86" w:name="_Toc224287782"/>
       <w:r>
         <w:lastRenderedPageBreak/>
         <w:t>Intellij IDEA</w:t>
@@ -22758,7 +23002,7 @@
         <w:spacing w:before="0"/>
         <w:ind w:left="578" w:hanging="578"/>
       </w:pPr>
-      <w:bookmarkStart w:id="87" w:name="_Toc219211869"/>
+      <w:bookmarkStart w:id="87" w:name="_Toc224287783"/>
       <w:r>
         <w:t>Run configurations</w:t>
       </w:r>
@@ -22896,7 +23140,7 @@
         </w:numPr>
         <w:ind w:left="578" w:hanging="578"/>
       </w:pPr>
-      <w:bookmarkStart w:id="88" w:name="_Toc219211870"/>
+      <w:bookmarkStart w:id="88" w:name="_Toc224287784"/>
       <w:r>
         <w:t>Creating JAR files</w:t>
       </w:r>
@@ -23107,7 +23351,7 @@
         </w:numPr>
         <w:ind w:left="578" w:hanging="578"/>
       </w:pPr>
-      <w:bookmarkStart w:id="89" w:name="_Toc219211871"/>
+      <w:bookmarkStart w:id="89" w:name="_Toc224287785"/>
       <w:r>
         <w:lastRenderedPageBreak/>
         <w:t>Bugs</w:t>
@@ -23244,7 +23488,7 @@
       </w:pPr>
       <w:bookmarkStart w:id="90" w:name="_Ref168042245"/>
       <w:bookmarkStart w:id="91" w:name="_Toc168045455"/>
-      <w:bookmarkStart w:id="92" w:name="_Toc219211872"/>
+      <w:bookmarkStart w:id="92" w:name="_Toc224287786"/>
       <w:r>
         <w:lastRenderedPageBreak/>
         <w:t>OSIS: D</w:t>
@@ -23333,7 +23577,7 @@
           <w:bottom w:val="single" w:sz="4" w:space="1" w:color="auto"/>
         </w:pBdr>
       </w:pPr>
-      <w:bookmarkStart w:id="93" w:name="_Toc219211873"/>
+      <w:bookmarkStart w:id="93" w:name="_Toc224287787"/>
       <w:r>
         <w:t>General things to be aware of</w:t>
       </w:r>
@@ -23348,7 +23592,7 @@
         </w:numPr>
         <w:spacing w:before="0"/>
       </w:pPr>
-      <w:bookmarkStart w:id="94" w:name="_Toc219211874"/>
+      <w:bookmarkStart w:id="94" w:name="_Toc224287788"/>
       <w:r>
         <w:t>Span-type tags and verse markers</w:t>
       </w:r>
@@ -23401,7 +23645,7 @@
         </w:rPr>
       </w:pPr>
       <w:bookmarkStart w:id="95" w:name="_Toc168045463"/>
-      <w:bookmarkStart w:id="96" w:name="_Toc219211875"/>
+      <w:bookmarkStart w:id="96" w:name="_Toc224287789"/>
       <w:r>
         <w:rPr>
           <w:color w:val="008000"/>
@@ -23447,7 +23691,7 @@
           <w:color w:val="008000"/>
         </w:rPr>
       </w:pPr>
-      <w:bookmarkStart w:id="97" w:name="_Toc219211876"/>
+      <w:bookmarkStart w:id="97" w:name="_Toc224287790"/>
       <w:r>
         <w:rPr>
           <w:color w:val="008000"/>
@@ -23487,7 +23731,7 @@
           <w:color w:val="008000"/>
         </w:rPr>
       </w:pPr>
-      <w:bookmarkStart w:id="98" w:name="_Toc219211877"/>
+      <w:bookmarkStart w:id="98" w:name="_Toc224287791"/>
       <w:r>
         <w:rPr>
           <w:color w:val="008000"/>
@@ -23791,7 +24035,7 @@
           <w:color w:val="008000"/>
         </w:rPr>
       </w:pPr>
-      <w:bookmarkStart w:id="99" w:name="_Toc219211878"/>
+      <w:bookmarkStart w:id="99" w:name="_Toc224287792"/>
       <w:r>
         <w:rPr>
           <w:color w:val="008000"/>
@@ -23819,7 +24063,7 @@
           <w:color w:val="008000"/>
         </w:rPr>
       </w:pPr>
-      <w:bookmarkStart w:id="100" w:name="_Toc219211879"/>
+      <w:bookmarkStart w:id="100" w:name="_Toc224287793"/>
       <w:r>
         <w:rPr>
           <w:color w:val="008000"/>
@@ -23862,7 +24106,7 @@
           <w:color w:val="008000"/>
         </w:rPr>
       </w:pPr>
-      <w:bookmarkStart w:id="101" w:name="_Toc219211880"/>
+      <w:bookmarkStart w:id="101" w:name="_Toc224287794"/>
       <w:r>
         <w:rPr>
           <w:color w:val="008000"/>
@@ -23896,7 +24140,7 @@
           <w:color w:val="008000"/>
         </w:rPr>
       </w:pPr>
-      <w:bookmarkStart w:id="102" w:name="_Toc219211881"/>
+      <w:bookmarkStart w:id="102" w:name="_Toc224287795"/>
       <w:r>
         <w:rPr>
           <w:color w:val="008000"/>
@@ -23942,7 +24186,7 @@
           <w:color w:val="008000"/>
         </w:rPr>
       </w:pPr>
-      <w:bookmarkStart w:id="103" w:name="_Toc219211882"/>
+      <w:bookmarkStart w:id="103" w:name="_Toc224287796"/>
       <w:r>
         <w:rPr>
           <w:color w:val="008000"/>
@@ -23988,7 +24232,7 @@
           <w:color w:val="008000"/>
         </w:rPr>
       </w:pPr>
-      <w:bookmarkStart w:id="104" w:name="_Toc219211883"/>
+      <w:bookmarkStart w:id="104" w:name="_Toc224287797"/>
       <w:r>
         <w:rPr>
           <w:color w:val="008000"/>
@@ -24068,7 +24312,7 @@
         </w:rPr>
       </w:pPr>
       <w:bookmarkStart w:id="105" w:name="_Toc168045467"/>
-      <w:bookmarkStart w:id="106" w:name="_Toc219211884"/>
+      <w:bookmarkStart w:id="106" w:name="_Toc224287798"/>
       <w:r>
         <w:rPr>
           <w:color w:val="008000"/>
@@ -24106,7 +24350,7 @@
         </w:rPr>
       </w:pPr>
       <w:bookmarkStart w:id="107" w:name="_Toc168045468"/>
-      <w:bookmarkStart w:id="108" w:name="_Toc219211885"/>
+      <w:bookmarkStart w:id="108" w:name="_Toc224287799"/>
       <w:r>
         <w:rPr>
           <w:color w:val="008000"/>
@@ -24186,7 +24430,7 @@
           <w:color w:val="FF0000"/>
         </w:rPr>
       </w:pPr>
-      <w:bookmarkStart w:id="109" w:name="_Toc219211886"/>
+      <w:bookmarkStart w:id="109" w:name="_Toc224287800"/>
       <w:r>
         <w:rPr>
           <w:color w:val="FF0000"/>
@@ -24216,7 +24460,7 @@
           <w:color w:val="FF0000"/>
         </w:rPr>
       </w:pPr>
-      <w:bookmarkStart w:id="110" w:name="_Toc219211887"/>
+      <w:bookmarkStart w:id="110" w:name="_Toc224287801"/>
       <w:r>
         <w:rPr>
           <w:color w:val="FF0000"/>
@@ -24274,7 +24518,7 @@
           <w:color w:val="FF0000"/>
         </w:rPr>
       </w:pPr>
-      <w:bookmarkStart w:id="111" w:name="_Toc219211888"/>
+      <w:bookmarkStart w:id="111" w:name="_Toc224287802"/>
       <w:r>
         <w:rPr>
           <w:color w:val="FF0000"/>
@@ -24302,7 +24546,7 @@
           <w:color w:val="FF0000"/>
         </w:rPr>
       </w:pPr>
-      <w:bookmarkStart w:id="112" w:name="_Toc219211889"/>
+      <w:bookmarkStart w:id="112" w:name="_Toc224287803"/>
       <w:r>
         <w:rPr>
           <w:color w:val="FF0000"/>
@@ -24330,7 +24574,7 @@
           <w:color w:val="FF0000"/>
         </w:rPr>
       </w:pPr>
-      <w:bookmarkStart w:id="113" w:name="_Toc219211890"/>
+      <w:bookmarkStart w:id="113" w:name="_Toc224287804"/>
       <w:r>
         <w:rPr>
           <w:color w:val="FF0000"/>
@@ -24392,7 +24636,7 @@
           <w:color w:val="FF0000"/>
         </w:rPr>
       </w:pPr>
-      <w:bookmarkStart w:id="114" w:name="_Toc219211891"/>
+      <w:bookmarkStart w:id="114" w:name="_Toc224287805"/>
       <w:r>
         <w:rPr>
           <w:color w:val="FF0000"/>
@@ -24472,7 +24716,7 @@
           <w:color w:val="FF0000"/>
         </w:rPr>
       </w:pPr>
-      <w:bookmarkStart w:id="115" w:name="_Toc219211892"/>
+      <w:bookmarkStart w:id="115" w:name="_Toc224287806"/>
       <w:r>
         <w:rPr>
           <w:color w:val="FF0000"/>
@@ -24505,7 +24749,7 @@
       </w:pPr>
       <w:bookmarkStart w:id="116" w:name="_Toc168045465"/>
       <w:bookmarkStart w:id="117" w:name="_Ref168069834"/>
-      <w:bookmarkStart w:id="118" w:name="_Toc219211893"/>
+      <w:bookmarkStart w:id="118" w:name="_Toc224287807"/>
       <w:r>
         <w:rPr>
           <w:color w:val="FF0000"/>
@@ -24591,7 +24835,7 @@
           <w:color w:val="FF0000"/>
         </w:rPr>
       </w:pPr>
-      <w:bookmarkStart w:id="119" w:name="_Toc219211894"/>
+      <w:bookmarkStart w:id="119" w:name="_Toc224287808"/>
       <w:r>
         <w:rPr>
           <w:color w:val="FF0000"/>
@@ -24612,7 +24856,7 @@
           <w:color w:val="FF0000"/>
         </w:rPr>
       </w:pPr>
-      <w:bookmarkStart w:id="120" w:name="_Toc219211895"/>
+      <w:bookmarkStart w:id="120" w:name="_Toc224287809"/>
       <w:r>
         <w:rPr>
           <w:color w:val="FF0000"/>
@@ -24682,7 +24926,7 @@
           <w:color w:val="FF0000"/>
         </w:rPr>
       </w:pPr>
-      <w:bookmarkStart w:id="121" w:name="_Toc219211896"/>
+      <w:bookmarkStart w:id="121" w:name="_Toc224287810"/>
       <w:r>
         <w:rPr>
           <w:color w:val="FF0000"/>
@@ -24722,7 +24966,7 @@
         </w:numPr>
       </w:pPr>
       <w:bookmarkStart w:id="122" w:name="_Ref168045583"/>
-      <w:bookmarkStart w:id="123" w:name="_Toc219211897"/>
+      <w:bookmarkStart w:id="123" w:name="_Toc224287811"/>
       <w:r>
         <w:lastRenderedPageBreak/>
         <w:t>Tables</w:t>
@@ -25005,7 +25249,7 @@
           <w:numId w:val="42"/>
         </w:numPr>
       </w:pPr>
-      <w:bookmarkStart w:id="124" w:name="_Toc219211898"/>
+      <w:bookmarkStart w:id="124" w:name="_Toc224287812"/>
       <w:r>
         <w:t>General points</w:t>
       </w:r>
@@ -25021,7 +25265,7 @@
         <w:spacing w:before="0"/>
       </w:pPr>
       <w:bookmarkStart w:id="125" w:name="_Ref168070316"/>
-      <w:bookmarkStart w:id="126" w:name="_Toc219211899"/>
+      <w:bookmarkStart w:id="126" w:name="_Toc224287813"/>
       <w:r>
         <w:t>Reversification footnotes</w:t>
       </w:r>
@@ -25097,7 +25341,7 @@
         </w:numPr>
       </w:pPr>
       <w:bookmarkStart w:id="127" w:name="_Ref168071454"/>
-      <w:bookmarkStart w:id="128" w:name="_Toc219211900"/>
+      <w:bookmarkStart w:id="128" w:name="_Toc224287814"/>
       <w:r>
         <w:t xml:space="preserve">Using </w:t>
       </w:r>
@@ -25494,7 +25738,7 @@
           <w:numId w:val="42"/>
         </w:numPr>
       </w:pPr>
-      <w:bookmarkStart w:id="129" w:name="_Toc219211901"/>
+      <w:bookmarkStart w:id="129" w:name="_Toc224287815"/>
       <w:r>
         <w:lastRenderedPageBreak/>
         <w:t>Useful places to check output</w:t>
@@ -25595,7 +25839,7 @@
         <w:sz w:val="18"/>
         <w:szCs w:val="18"/>
       </w:rPr>
-      <w:t>13-Jan</w:t>
+      <w:t>13-</w:t>
     </w:r>
     <w:r>
       <w:rPr>
@@ -25604,7 +25848,7 @@
         <w:sz w:val="18"/>
         <w:szCs w:val="18"/>
       </w:rPr>
-      <w:t>-24</w:t>
+      <w:t>Mar-25</w:t>
     </w:r>
     <w:r>
       <w:rPr>
@@ -27222,7 +27466,120 @@
   <w:abstractNum w:abstractNumId="8" w15:restartNumberingAfterBreak="0">
     <w:nsid w:val="20F05A3D"/>
     <w:multiLevelType w:val="hybridMultilevel"/>
-    <w:tmpl w:val="3BA46B9A"/>
+    <w:tmpl w:val="E7289174"/>
+    <w:lvl w:ilvl="0" w:tplc="08090001">
+      <w:start w:val="1"/>
+      <w:numFmt w:val="bullet"/>
+      <w:lvlText w:val=""/>
+      <w:lvlJc w:val="left"/>
+      <w:pPr>
+        <w:ind w:left="720" w:hanging="360"/>
+      </w:pPr>
+      <w:rPr>
+        <w:rFonts w:ascii="Symbol" w:hAnsi="Symbol" w:hint="default"/>
+      </w:rPr>
+    </w:lvl>
+    <w:lvl w:ilvl="1" w:tplc="72548CFA">
+      <w:start w:val="1"/>
+      <w:numFmt w:val="bullet"/>
+      <w:lvlText w:val="-"/>
+      <w:lvlJc w:val="left"/>
+      <w:pPr>
+        <w:ind w:left="1440" w:hanging="360"/>
+      </w:pPr>
+      <w:rPr>
+        <w:rFonts w:ascii="Times New Roman" w:hAnsi="Times New Roman" w:cs="Times New Roman" w:hint="default"/>
+      </w:rPr>
+    </w:lvl>
+    <w:lvl w:ilvl="2" w:tplc="08090005" w:tentative="1">
+      <w:start w:val="1"/>
+      <w:numFmt w:val="bullet"/>
+      <w:lvlText w:val=""/>
+      <w:lvlJc w:val="left"/>
+      <w:pPr>
+        <w:ind w:left="2160" w:hanging="360"/>
+      </w:pPr>
+      <w:rPr>
+        <w:rFonts w:ascii="Wingdings" w:hAnsi="Wingdings" w:hint="default"/>
+      </w:rPr>
+    </w:lvl>
+    <w:lvl w:ilvl="3" w:tplc="08090001" w:tentative="1">
+      <w:start w:val="1"/>
+      <w:numFmt w:val="bullet"/>
+      <w:lvlText w:val=""/>
+      <w:lvlJc w:val="left"/>
+      <w:pPr>
+        <w:ind w:left="2880" w:hanging="360"/>
+      </w:pPr>
+      <w:rPr>
+        <w:rFonts w:ascii="Symbol" w:hAnsi="Symbol" w:hint="default"/>
+      </w:rPr>
+    </w:lvl>
+    <w:lvl w:ilvl="4" w:tplc="08090003" w:tentative="1">
+      <w:start w:val="1"/>
+      <w:numFmt w:val="bullet"/>
+      <w:lvlText w:val="o"/>
+      <w:lvlJc w:val="left"/>
+      <w:pPr>
+        <w:ind w:left="3600" w:hanging="360"/>
+      </w:pPr>
+      <w:rPr>
+        <w:rFonts w:ascii="Courier New" w:hAnsi="Courier New" w:cs="Courier New" w:hint="default"/>
+      </w:rPr>
+    </w:lvl>
+    <w:lvl w:ilvl="5" w:tplc="08090005" w:tentative="1">
+      <w:start w:val="1"/>
+      <w:numFmt w:val="bullet"/>
+      <w:lvlText w:val=""/>
+      <w:lvlJc w:val="left"/>
+      <w:pPr>
+        <w:ind w:left="4320" w:hanging="360"/>
+      </w:pPr>
+      <w:rPr>
+        <w:rFonts w:ascii="Wingdings" w:hAnsi="Wingdings" w:hint="default"/>
+      </w:rPr>
+    </w:lvl>
+    <w:lvl w:ilvl="6" w:tplc="08090001" w:tentative="1">
+      <w:start w:val="1"/>
+      <w:numFmt w:val="bullet"/>
+      <w:lvlText w:val=""/>
+      <w:lvlJc w:val="left"/>
+      <w:pPr>
+        <w:ind w:left="5040" w:hanging="360"/>
+      </w:pPr>
+      <w:rPr>
+        <w:rFonts w:ascii="Symbol" w:hAnsi="Symbol" w:hint="default"/>
+      </w:rPr>
+    </w:lvl>
+    <w:lvl w:ilvl="7" w:tplc="08090003" w:tentative="1">
+      <w:start w:val="1"/>
+      <w:numFmt w:val="bullet"/>
+      <w:lvlText w:val="o"/>
+      <w:lvlJc w:val="left"/>
+      <w:pPr>
+        <w:ind w:left="5760" w:hanging="360"/>
+      </w:pPr>
+      <w:rPr>
+        <w:rFonts w:ascii="Courier New" w:hAnsi="Courier New" w:cs="Courier New" w:hint="default"/>
+      </w:rPr>
+    </w:lvl>
+    <w:lvl w:ilvl="8" w:tplc="08090005" w:tentative="1">
+      <w:start w:val="1"/>
+      <w:numFmt w:val="bullet"/>
+      <w:lvlText w:val=""/>
+      <w:lvlJc w:val="left"/>
+      <w:pPr>
+        <w:ind w:left="6480" w:hanging="360"/>
+      </w:pPr>
+      <w:rPr>
+        <w:rFonts w:ascii="Wingdings" w:hAnsi="Wingdings" w:hint="default"/>
+      </w:rPr>
+    </w:lvl>
+  </w:abstractNum>
+  <w:abstractNum w:abstractNumId="9" w15:restartNumberingAfterBreak="0">
+    <w:nsid w:val="2A6F157B"/>
+    <w:multiLevelType w:val="hybridMultilevel"/>
+    <w:tmpl w:val="65864FB8"/>
     <w:lvl w:ilvl="0" w:tplc="08090001">
       <w:start w:val="1"/>
       <w:numFmt w:val="bullet"/>
@@ -27332,7 +27689,7 @@
       </w:rPr>
     </w:lvl>
   </w:abstractNum>
-  <w:abstractNum w:abstractNumId="9" w15:restartNumberingAfterBreak="0">
+  <w:abstractNum w:abstractNumId="10" w15:restartNumberingAfterBreak="0">
     <w:nsid w:val="2F737DD1"/>
     <w:multiLevelType w:val="hybridMultilevel"/>
     <w:tmpl w:val="12C0ACC4"/>
@@ -27445,7 +27802,7 @@
       </w:rPr>
     </w:lvl>
   </w:abstractNum>
-  <w:abstractNum w:abstractNumId="10" w15:restartNumberingAfterBreak="0">
+  <w:abstractNum w:abstractNumId="11" w15:restartNumberingAfterBreak="0">
     <w:nsid w:val="309A4488"/>
     <w:multiLevelType w:val="multilevel"/>
     <w:tmpl w:val="C1985BB4"/>
@@ -27557,7 +27914,7 @@
       </w:rPr>
     </w:lvl>
   </w:abstractNum>
-  <w:abstractNum w:abstractNumId="11" w15:restartNumberingAfterBreak="0">
+  <w:abstractNum w:abstractNumId="12" w15:restartNumberingAfterBreak="0">
     <w:nsid w:val="39E375C4"/>
     <w:multiLevelType w:val="hybridMultilevel"/>
     <w:tmpl w:val="77E89790"/>
@@ -27670,7 +28027,7 @@
       </w:rPr>
     </w:lvl>
   </w:abstractNum>
-  <w:abstractNum w:abstractNumId="12" w15:restartNumberingAfterBreak="0">
+  <w:abstractNum w:abstractNumId="13" w15:restartNumberingAfterBreak="0">
     <w:nsid w:val="3B950056"/>
     <w:multiLevelType w:val="hybridMultilevel"/>
     <w:tmpl w:val="33165866"/>
@@ -27783,7 +28140,7 @@
       </w:rPr>
     </w:lvl>
   </w:abstractNum>
-  <w:abstractNum w:abstractNumId="13" w15:restartNumberingAfterBreak="0">
+  <w:abstractNum w:abstractNumId="14" w15:restartNumberingAfterBreak="0">
     <w:nsid w:val="3DB20D42"/>
     <w:multiLevelType w:val="hybridMultilevel"/>
     <w:tmpl w:val="10F4E156"/>
@@ -27897,7 +28254,7 @@
       </w:rPr>
     </w:lvl>
   </w:abstractNum>
-  <w:abstractNum w:abstractNumId="14" w15:restartNumberingAfterBreak="0">
+  <w:abstractNum w:abstractNumId="15" w15:restartNumberingAfterBreak="0">
     <w:nsid w:val="3F4040EA"/>
     <w:multiLevelType w:val="hybridMultilevel"/>
     <w:tmpl w:val="38CEB5D2"/>
@@ -28010,7 +28367,7 @@
       </w:rPr>
     </w:lvl>
   </w:abstractNum>
-  <w:abstractNum w:abstractNumId="15" w15:restartNumberingAfterBreak="0">
+  <w:abstractNum w:abstractNumId="16" w15:restartNumberingAfterBreak="0">
     <w:nsid w:val="43CF2679"/>
     <w:multiLevelType w:val="hybridMultilevel"/>
     <w:tmpl w:val="3A984786"/>
@@ -28123,7 +28480,7 @@
       </w:rPr>
     </w:lvl>
   </w:abstractNum>
-  <w:abstractNum w:abstractNumId="16" w15:restartNumberingAfterBreak="0">
+  <w:abstractNum w:abstractNumId="17" w15:restartNumberingAfterBreak="0">
     <w:nsid w:val="45A640BB"/>
     <w:multiLevelType w:val="hybridMultilevel"/>
     <w:tmpl w:val="EA1CF5D0"/>
@@ -28236,7 +28593,7 @@
       </w:rPr>
     </w:lvl>
   </w:abstractNum>
-  <w:abstractNum w:abstractNumId="17" w15:restartNumberingAfterBreak="0">
+  <w:abstractNum w:abstractNumId="18" w15:restartNumberingAfterBreak="0">
     <w:nsid w:val="4A0273F6"/>
     <w:multiLevelType w:val="hybridMultilevel"/>
     <w:tmpl w:val="FD22B3FA"/>
@@ -28349,7 +28706,7 @@
       </w:rPr>
     </w:lvl>
   </w:abstractNum>
-  <w:abstractNum w:abstractNumId="18" w15:restartNumberingAfterBreak="0">
+  <w:abstractNum w:abstractNumId="19" w15:restartNumberingAfterBreak="0">
     <w:nsid w:val="4AD168AB"/>
     <w:multiLevelType w:val="hybridMultilevel"/>
     <w:tmpl w:val="7E145EF4"/>
@@ -28462,7 +28819,7 @@
       </w:rPr>
     </w:lvl>
   </w:abstractNum>
-  <w:abstractNum w:abstractNumId="19" w15:restartNumberingAfterBreak="0">
+  <w:abstractNum w:abstractNumId="20" w15:restartNumberingAfterBreak="0">
     <w:nsid w:val="4CF75743"/>
     <w:multiLevelType w:val="hybridMultilevel"/>
     <w:tmpl w:val="EA7C53A2"/>
@@ -28575,7 +28932,7 @@
       </w:rPr>
     </w:lvl>
   </w:abstractNum>
-  <w:abstractNum w:abstractNumId="20" w15:restartNumberingAfterBreak="0">
+  <w:abstractNum w:abstractNumId="21" w15:restartNumberingAfterBreak="0">
     <w:nsid w:val="51C378FC"/>
     <w:multiLevelType w:val="hybridMultilevel"/>
     <w:tmpl w:val="4D6E03B0"/>
@@ -28688,7 +29045,7 @@
       </w:rPr>
     </w:lvl>
   </w:abstractNum>
-  <w:abstractNum w:abstractNumId="21" w15:restartNumberingAfterBreak="0">
+  <w:abstractNum w:abstractNumId="22" w15:restartNumberingAfterBreak="0">
     <w:nsid w:val="54C71C01"/>
     <w:multiLevelType w:val="hybridMultilevel"/>
     <w:tmpl w:val="1A3A7CFA"/>
@@ -28801,7 +29158,7 @@
       </w:rPr>
     </w:lvl>
   </w:abstractNum>
-  <w:abstractNum w:abstractNumId="22" w15:restartNumberingAfterBreak="0">
+  <w:abstractNum w:abstractNumId="23" w15:restartNumberingAfterBreak="0">
     <w:nsid w:val="5D206036"/>
     <w:multiLevelType w:val="hybridMultilevel"/>
     <w:tmpl w:val="0826D9EC"/>
@@ -28914,7 +29271,7 @@
       </w:rPr>
     </w:lvl>
   </w:abstractNum>
-  <w:abstractNum w:abstractNumId="23" w15:restartNumberingAfterBreak="0">
+  <w:abstractNum w:abstractNumId="24" w15:restartNumberingAfterBreak="0">
     <w:nsid w:val="5D984C7B"/>
     <w:multiLevelType w:val="hybridMultilevel"/>
     <w:tmpl w:val="7DD26950"/>
@@ -29027,7 +29384,7 @@
       </w:rPr>
     </w:lvl>
   </w:abstractNum>
-  <w:abstractNum w:abstractNumId="24" w15:restartNumberingAfterBreak="0">
+  <w:abstractNum w:abstractNumId="25" w15:restartNumberingAfterBreak="0">
     <w:nsid w:val="5E593583"/>
     <w:multiLevelType w:val="hybridMultilevel"/>
     <w:tmpl w:val="4AA88BEC"/>
@@ -29140,7 +29497,7 @@
       </w:rPr>
     </w:lvl>
   </w:abstractNum>
-  <w:abstractNum w:abstractNumId="25" w15:restartNumberingAfterBreak="0">
+  <w:abstractNum w:abstractNumId="26" w15:restartNumberingAfterBreak="0">
     <w:nsid w:val="71D71296"/>
     <w:multiLevelType w:val="hybridMultilevel"/>
     <w:tmpl w:val="5D446FD6"/>
@@ -29253,7 +29610,7 @@
       </w:rPr>
     </w:lvl>
   </w:abstractNum>
-  <w:abstractNum w:abstractNumId="26" w15:restartNumberingAfterBreak="0">
+  <w:abstractNum w:abstractNumId="27" w15:restartNumberingAfterBreak="0">
     <w:nsid w:val="721907B6"/>
     <w:multiLevelType w:val="hybridMultilevel"/>
     <w:tmpl w:val="4DB45238"/>
@@ -29339,7 +29696,7 @@
       </w:pPr>
     </w:lvl>
   </w:abstractNum>
-  <w:abstractNum w:abstractNumId="27" w15:restartNumberingAfterBreak="0">
+  <w:abstractNum w:abstractNumId="28" w15:restartNumberingAfterBreak="0">
     <w:nsid w:val="74E5435A"/>
     <w:multiLevelType w:val="hybridMultilevel"/>
     <w:tmpl w:val="139A6886"/>
@@ -29452,7 +29809,7 @@
       </w:rPr>
     </w:lvl>
   </w:abstractNum>
-  <w:abstractNum w:abstractNumId="28" w15:restartNumberingAfterBreak="0">
+  <w:abstractNum w:abstractNumId="29" w15:restartNumberingAfterBreak="0">
     <w:nsid w:val="7EF71AFB"/>
     <w:multiLevelType w:val="multilevel"/>
     <w:tmpl w:val="F3524540"/>
@@ -29574,13 +29931,13 @@
     </w:lvl>
   </w:abstractNum>
   <w:num w:numId="1" w16cid:durableId="1131559614">
-    <w:abstractNumId w:val="10"/>
+    <w:abstractNumId w:val="11"/>
   </w:num>
   <w:num w:numId="2" w16cid:durableId="113450927">
     <w:abstractNumId w:val="0"/>
   </w:num>
   <w:num w:numId="3" w16cid:durableId="1217886777">
-    <w:abstractNumId w:val="13"/>
+    <w:abstractNumId w:val="14"/>
   </w:num>
   <w:num w:numId="4" w16cid:durableId="923609894">
     <w:abstractNumId w:val="5"/>
@@ -29589,82 +29946,82 @@
     <w:abstractNumId w:val="1"/>
   </w:num>
   <w:num w:numId="6" w16cid:durableId="1150245201">
+    <w:abstractNumId w:val="17"/>
+  </w:num>
+  <w:num w:numId="7" w16cid:durableId="1335263079">
+    <w:abstractNumId w:val="25"/>
+  </w:num>
+  <w:num w:numId="8" w16cid:durableId="1473256570">
+    <w:abstractNumId w:val="10"/>
+  </w:num>
+  <w:num w:numId="9" w16cid:durableId="1619484626">
+    <w:abstractNumId w:val="19"/>
+  </w:num>
+  <w:num w:numId="10" w16cid:durableId="1095632827">
+    <w:abstractNumId w:val="20"/>
+  </w:num>
+  <w:num w:numId="11" w16cid:durableId="841774169">
+    <w:abstractNumId w:val="21"/>
+  </w:num>
+  <w:num w:numId="12" w16cid:durableId="1313632762">
     <w:abstractNumId w:val="16"/>
   </w:num>
-  <w:num w:numId="7" w16cid:durableId="1335263079">
-    <w:abstractNumId w:val="24"/>
+  <w:num w:numId="13" w16cid:durableId="213852895">
+    <w:abstractNumId w:val="28"/>
   </w:num>
-  <w:num w:numId="8" w16cid:durableId="1473256570">
-    <w:abstractNumId w:val="9"/>
+  <w:num w:numId="14" w16cid:durableId="718092420">
+    <w:abstractNumId w:val="22"/>
   </w:num>
-  <w:num w:numId="9" w16cid:durableId="1619484626">
-    <w:abstractNumId w:val="18"/>
-  </w:num>
-  <w:num w:numId="10" w16cid:durableId="1095632827">
-    <w:abstractNumId w:val="19"/>
-  </w:num>
-  <w:num w:numId="11" w16cid:durableId="841774169">
-    <w:abstractNumId w:val="20"/>
-  </w:num>
-  <w:num w:numId="12" w16cid:durableId="1313632762">
-    <w:abstractNumId w:val="15"/>
-  </w:num>
-  <w:num w:numId="13" w16cid:durableId="213852895">
+  <w:num w:numId="15" w16cid:durableId="1677490904">
     <w:abstractNumId w:val="27"/>
   </w:num>
-  <w:num w:numId="14" w16cid:durableId="718092420">
-    <w:abstractNumId w:val="21"/>
-  </w:num>
-  <w:num w:numId="15" w16cid:durableId="1677490904">
-    <w:abstractNumId w:val="26"/>
-  </w:num>
   <w:num w:numId="16" w16cid:durableId="178471648">
-    <w:abstractNumId w:val="12"/>
+    <w:abstractNumId w:val="13"/>
   </w:num>
   <w:num w:numId="17" w16cid:durableId="1607302381">
-    <w:abstractNumId w:val="10"/>
+    <w:abstractNumId w:val="11"/>
   </w:num>
   <w:num w:numId="18" w16cid:durableId="2124616050">
-    <w:abstractNumId w:val="10"/>
+    <w:abstractNumId w:val="11"/>
   </w:num>
   <w:num w:numId="19" w16cid:durableId="1114638804">
-    <w:abstractNumId w:val="11"/>
+    <w:abstractNumId w:val="12"/>
   </w:num>
   <w:num w:numId="20" w16cid:durableId="877937498">
     <w:abstractNumId w:val="6"/>
   </w:num>
   <w:num w:numId="21" w16cid:durableId="1260915290">
-    <w:abstractNumId w:val="17"/>
+    <w:abstractNumId w:val="18"/>
   </w:num>
   <w:num w:numId="22" w16cid:durableId="1822693750">
     <w:abstractNumId w:val="2"/>
   </w:num>
   <w:num w:numId="23" w16cid:durableId="801339098">
-    <w:abstractNumId w:val="23"/>
+    <w:abstractNumId w:val="24"/>
   </w:num>
   <w:num w:numId="24" w16cid:durableId="1581211732">
-    <w:abstractNumId w:val="14"/>
+    <w:abstractNumId w:val="15"/>
   </w:num>
   <w:num w:numId="25" w16cid:durableId="1111703069">
-    <w:abstractNumId w:val="10"/>
+    <w:abstractNumId w:val="11"/>
   </w:num>
   <w:num w:numId="26" w16cid:durableId="2054230239">
-    <w:abstractNumId w:val="10"/>
+    <w:abstractNumId w:val="11"/>
   </w:num>
   <w:num w:numId="27" w16cid:durableId="584463967">
-    <w:abstractNumId w:val="10"/>
+    <w:abstractNumId w:val="11"/>
   </w:num>
   <w:num w:numId="28" w16cid:durableId="484054128">
-    <w:abstractNumId w:val="10"/>
+    <w:abstractNumId w:val="11"/>
   </w:num>
   <w:num w:numId="29" w16cid:durableId="1105609996">
-    <w:abstractNumId w:val="10"/>
+    <w:abstractNumId w:val="11"/>
   </w:num>
   <w:num w:numId="30" w16cid:durableId="1454249360">
-    <w:abstractNumId w:val="10"/>
+    <w:abstractNumId w:val="11"/>
   </w:num>
   <w:num w:numId="31" w16cid:durableId="1950045226">
-    <w:abstractNumId w:val="10"/>
+    <w:abstractNumId w:val="11"/>
   </w:num>
   <w:num w:numId="32" w16cid:durableId="1596354414">
     <w:abstractNumId w:val="3"/>
@@ -29676,19 +30033,19 @@
     <w:abstractNumId w:val="8"/>
   </w:num>
   <w:num w:numId="35" w16cid:durableId="1996256293">
-    <w:abstractNumId w:val="25"/>
+    <w:abstractNumId w:val="26"/>
   </w:num>
   <w:num w:numId="36" w16cid:durableId="1317298961">
-    <w:abstractNumId w:val="22"/>
+    <w:abstractNumId w:val="23"/>
   </w:num>
   <w:num w:numId="37" w16cid:durableId="1648632083">
     <w:abstractNumId w:val="7"/>
   </w:num>
   <w:num w:numId="38" w16cid:durableId="498468800">
-    <w:abstractNumId w:val="28"/>
+    <w:abstractNumId w:val="29"/>
   </w:num>
   <w:num w:numId="39" w16cid:durableId="1949971421">
-    <w:abstractNumId w:val="28"/>
+    <w:abstractNumId w:val="29"/>
     <w:lvlOverride w:ilvl="0">
       <w:lvl w:ilvl="0">
         <w:start w:val="1"/>
@@ -29826,7 +30183,7 @@
     </w:lvlOverride>
   </w:num>
   <w:num w:numId="40" w16cid:durableId="734476156">
-    <w:abstractNumId w:val="28"/>
+    <w:abstractNumId w:val="29"/>
     <w:lvlOverride w:ilvl="0">
       <w:lvl w:ilvl="0">
         <w:start w:val="1"/>
@@ -29964,7 +30321,7 @@
     </w:lvlOverride>
   </w:num>
   <w:num w:numId="41" w16cid:durableId="193080765">
-    <w:abstractNumId w:val="28"/>
+    <w:abstractNumId w:val="29"/>
     <w:lvlOverride w:ilvl="0">
       <w:lvl w:ilvl="0">
         <w:start w:val="1"/>
@@ -30102,7 +30459,7 @@
     </w:lvlOverride>
   </w:num>
   <w:num w:numId="42" w16cid:durableId="515198037">
-    <w:abstractNumId w:val="28"/>
+    <w:abstractNumId w:val="29"/>
     <w:lvlOverride w:ilvl="0">
       <w:lvl w:ilvl="0">
         <w:start w:val="1"/>
@@ -30240,28 +30597,31 @@
     </w:lvlOverride>
   </w:num>
   <w:num w:numId="43" w16cid:durableId="961690216">
-    <w:abstractNumId w:val="28"/>
+    <w:abstractNumId w:val="29"/>
   </w:num>
   <w:num w:numId="44" w16cid:durableId="1326937040">
-    <w:abstractNumId w:val="28"/>
+    <w:abstractNumId w:val="29"/>
   </w:num>
   <w:num w:numId="45" w16cid:durableId="21327103">
-    <w:abstractNumId w:val="28"/>
+    <w:abstractNumId w:val="29"/>
   </w:num>
   <w:num w:numId="46" w16cid:durableId="128404343">
-    <w:abstractNumId w:val="28"/>
+    <w:abstractNumId w:val="29"/>
   </w:num>
   <w:num w:numId="47" w16cid:durableId="1239053160">
-    <w:abstractNumId w:val="28"/>
+    <w:abstractNumId w:val="29"/>
   </w:num>
   <w:num w:numId="48" w16cid:durableId="1421216834">
-    <w:abstractNumId w:val="28"/>
+    <w:abstractNumId w:val="29"/>
   </w:num>
   <w:num w:numId="49" w16cid:durableId="1334064384">
-    <w:abstractNumId w:val="28"/>
+    <w:abstractNumId w:val="29"/>
   </w:num>
   <w:num w:numId="50" w16cid:durableId="2039428972">
-    <w:abstractNumId w:val="28"/>
+    <w:abstractNumId w:val="29"/>
+  </w:num>
+  <w:num w:numId="51" w16cid:durableId="1289705638">
+    <w:abstractNumId w:val="9"/>
   </w:num>
   <w:numIdMacAtCleanup w:val="13"/>
 </w:numbering>
